--- a/dist/Отчет_о_развитии_проекта_TenderAI.docx
+++ b/dist/Отчет_о_развитии_проекта_TenderAI.docx
@@ -353,55 +353,71 @@
                 <w:sz w:val="22"/>
                 <w:szCs w:val="22"/>
               </w:rPr>
-              <w:t xml:space="preserve">Наименование юридического лица: ООО «___________»</w:t>
-            </w:r>
-          </w:p>
-          <w:p>
-            <w:pPr>
-              <w:spacing w:line="240" w:lineRule="auto"/>
-              <w:jc w:val="left"/>
-            </w:pPr>
-            <w:r>
-              <w:rPr>
-                <w:rFonts w:ascii="Times New Roman" w:cs="Times New Roman" w:eastAsia="Times New Roman" w:hAnsi="Times New Roman"/>
-                <w:b w:val="false"/>
-                <w:bCs w:val="false"/>
-                <w:sz w:val="22"/>
-                <w:szCs w:val="22"/>
-              </w:rPr>
-              <w:t xml:space="preserve">ИНН: ______________</w:t>
-            </w:r>
-          </w:p>
-          <w:p>
-            <w:pPr>
-              <w:spacing w:line="240" w:lineRule="auto"/>
-              <w:jc w:val="left"/>
-            </w:pPr>
-            <w:r>
-              <w:rPr>
-                <w:rFonts w:ascii="Times New Roman" w:cs="Times New Roman" w:eastAsia="Times New Roman" w:hAnsi="Times New Roman"/>
-                <w:b w:val="false"/>
-                <w:bCs w:val="false"/>
-                <w:sz w:val="22"/>
-                <w:szCs w:val="22"/>
-              </w:rPr>
-              <w:t xml:space="preserve">Юридический адрес организации: ______________________</w:t>
-            </w:r>
-          </w:p>
-          <w:p>
-            <w:pPr>
-              <w:spacing w:line="240" w:lineRule="auto"/>
-              <w:jc w:val="left"/>
-            </w:pPr>
-            <w:r>
-              <w:rPr>
-                <w:rFonts w:ascii="Times New Roman" w:cs="Times New Roman" w:eastAsia="Times New Roman" w:hAnsi="Times New Roman"/>
-                <w:b w:val="false"/>
-                <w:bCs w:val="false"/>
-                <w:sz w:val="22"/>
-                <w:szCs w:val="22"/>
-              </w:rPr>
-              <w:t xml:space="preserve">Директор: Янышевская Карина Владимировна</w:t>
+              <w:t xml:space="preserve">Наименование юридического лица: Общество с ограниченной ответственностью «НейроТендер» (ООО «НейроТендер»)</w:t>
+            </w:r>
+          </w:p>
+          <w:p>
+            <w:pPr>
+              <w:spacing w:line="240" w:lineRule="auto"/>
+              <w:jc w:val="left"/>
+            </w:pPr>
+            <w:r>
+              <w:rPr>
+                <w:rFonts w:ascii="Times New Roman" w:cs="Times New Roman" w:eastAsia="Times New Roman" w:hAnsi="Times New Roman"/>
+                <w:b w:val="false"/>
+                <w:bCs w:val="false"/>
+                <w:sz w:val="22"/>
+                <w:szCs w:val="22"/>
+              </w:rPr>
+              <w:t xml:space="preserve">ИНН: 5406850880</w:t>
+            </w:r>
+          </w:p>
+          <w:p>
+            <w:pPr>
+              <w:spacing w:line="240" w:lineRule="auto"/>
+              <w:jc w:val="left"/>
+            </w:pPr>
+            <w:r>
+              <w:rPr>
+                <w:rFonts w:ascii="Times New Roman" w:cs="Times New Roman" w:eastAsia="Times New Roman" w:hAnsi="Times New Roman"/>
+                <w:b w:val="false"/>
+                <w:bCs w:val="false"/>
+                <w:sz w:val="22"/>
+                <w:szCs w:val="22"/>
+              </w:rPr>
+              <w:t xml:space="preserve">ОГРН: 1255400030742</w:t>
+            </w:r>
+          </w:p>
+          <w:p>
+            <w:pPr>
+              <w:spacing w:line="240" w:lineRule="auto"/>
+              <w:jc w:val="left"/>
+            </w:pPr>
+            <w:r>
+              <w:rPr>
+                <w:rFonts w:ascii="Times New Roman" w:cs="Times New Roman" w:eastAsia="Times New Roman" w:hAnsi="Times New Roman"/>
+                <w:b w:val="false"/>
+                <w:bCs w:val="false"/>
+                <w:sz w:val="22"/>
+                <w:szCs w:val="22"/>
+              </w:rPr>
+              <w:t xml:space="preserve">Юридический адрес организации: 634061, г. Томск, ул. Красноармейская, д. 55/1, кв. 11</w:t>
+            </w:r>
+          </w:p>
+          <w:p>
+            <w:pPr>
+              <w:spacing w:line="240" w:lineRule="auto"/>
+              <w:jc w:val="left"/>
+            </w:pPr>
+            <w:r>
+              <w:rPr>
+                <w:rFonts w:ascii="Times New Roman" w:cs="Times New Roman" w:eastAsia="Times New Roman" w:hAnsi="Times New Roman"/>
+                <w:b w:val="false"/>
+                <w:bCs w:val="false"/>
+                <w:sz w:val="22"/>
+                <w:szCs w:val="22"/>
+              </w:rPr>
+              <w:t xml:space="preserve">Генеральный директор: Янышевская Карина Владимировна</w:t>
             </w:r>
           </w:p>
         </w:tc>
@@ -677,39 +693,39 @@
                 <w:sz w:val="22"/>
                 <w:szCs w:val="22"/>
               </w:rPr>
-              <w:t xml:space="preserve">Фактически достигнут уровень TRL 4, что превышает предусмотренный заявкой TRL 3.</w:t>
-            </w:r>
-          </w:p>
-          <w:p>
-            <w:pPr>
-              <w:spacing w:line="240" w:lineRule="auto"/>
-              <w:jc w:val="left"/>
-            </w:pPr>
-            <w:r>
-              <w:rPr>
-                <w:rFonts w:ascii="Times New Roman" w:cs="Times New Roman" w:eastAsia="Times New Roman" w:hAnsi="Times New Roman"/>
-                <w:b w:val="false"/>
-                <w:bCs w:val="false"/>
-                <w:sz w:val="22"/>
-                <w:szCs w:val="22"/>
-              </w:rPr>
-              <w:t xml:space="preserve">TRL 3 (экспериментальное подтверждение концепции): по отдельности реализованы и проверены ключевые компоненты — разбор запроса на естественном языке, лексический поиск BM25, семантический поиск по векторным представлениям, слияние ранжирований методом Reciprocal Rank Fusion, генерация ответа со ссылками на источники.</w:t>
-            </w:r>
-          </w:p>
-          <w:p>
-            <w:pPr>
-              <w:spacing w:line="240" w:lineRule="auto"/>
-              <w:jc w:val="left"/>
-            </w:pPr>
-            <w:r>
-              <w:rPr>
-                <w:rFonts w:ascii="Times New Roman" w:cs="Times New Roman" w:eastAsia="Times New Roman" w:hAnsi="Times New Roman"/>
-                <w:b w:val="false"/>
-                <w:bCs w:val="false"/>
-                <w:sz w:val="22"/>
-                <w:szCs w:val="22"/>
-              </w:rPr>
-              <w:t xml:space="preserve">TRL 4 (проверка компонентов в лабораторных условиях): компоненты интегрированы в работоспособный прототип веб-сервиса. Работоспособность подтверждена измерениями на размеченном наборе из 60 запросов и набором из 70 автоматических тестов: точность на первой позиции 68 %, полнота выдачи Recall@5 — 95 %, средний обратный ранг 0,803, задержка поиска 92 мс по 95-му процентилю, корректность ссылок на источники 100 %.</w:t>
+              <w:t xml:space="preserve">Достигнут уровень технологической готовности TRL 3 — экспериментальное подтверждение концепции.</w:t>
+            </w:r>
+          </w:p>
+          <w:p>
+            <w:pPr>
+              <w:spacing w:line="240" w:lineRule="auto"/>
+              <w:jc w:val="left"/>
+            </w:pPr>
+            <w:r>
+              <w:rPr>
+                <w:rFonts w:ascii="Times New Roman" w:cs="Times New Roman" w:eastAsia="Times New Roman" w:hAnsi="Times New Roman"/>
+                <w:b w:val="false"/>
+                <w:bCs w:val="false"/>
+                <w:sz w:val="22"/>
+                <w:szCs w:val="22"/>
+              </w:rPr>
+              <w:t xml:space="preserve">Реализованы и экспериментально проверены ключевые компоненты технологии: разбор запроса на естественном языке с извлечением условий отбора (закон, регион, категория, диапазон НМЦК, признак закупки для СМП); лексический поиск на основе функции ранжирования BM25; семантический поиск по плотным векторным представлениям; слияние ранжирований методом Reciprocal Rank Fusion; генерация ответа со ссылками на источники и автоматический контроль их достоверности.</w:t>
+            </w:r>
+          </w:p>
+          <w:p>
+            <w:pPr>
+              <w:spacing w:line="240" w:lineRule="auto"/>
+              <w:jc w:val="left"/>
+            </w:pPr>
+            <w:r>
+              <w:rPr>
+                <w:rFonts w:ascii="Times New Roman" w:cs="Times New Roman" w:eastAsia="Times New Roman" w:hAnsi="Times New Roman"/>
+                <w:b w:val="false"/>
+                <w:bCs w:val="false"/>
+                <w:sz w:val="22"/>
+                <w:szCs w:val="22"/>
+              </w:rPr>
+              <w:t xml:space="preserve">Компоненты объединены в работоспособный прототип веб-сервиса, работоспособность которого подтверждена измерениями на размеченном наборе из 60 запросов и набором из 70 автоматических тестов: точность на первой позиции 68 %, полнота выдачи Recall@5 — 95 %, средний обратный ранг 0,803, задержка поиска 92 мс по 95-му процентилю, корректность ссылок на источники 100 %.</w:t>
             </w:r>
           </w:p>
           <w:p>
@@ -985,7 +1001,7 @@
                 <w:sz w:val="22"/>
                 <w:szCs w:val="22"/>
               </w:rPr>
-              <w:t xml:space="preserve">Способ организации бухгалтерского учёта: ______________________</w:t>
+              <w:t xml:space="preserve">Способ организации бухгалтерского учёта в ООО «НейроТендер»: ______________________</w:t>
             </w:r>
           </w:p>
           <w:p>
@@ -1315,7 +1331,7 @@
                 <w:sz w:val="22"/>
                 <w:szCs w:val="22"/>
               </w:rPr>
-              <w:t xml:space="preserve">___</w:t>
+              <w:t xml:space="preserve">Нет</w:t>
             </w:r>
           </w:p>
         </w:tc>
@@ -1343,7 +1359,7 @@
                 <w:sz w:val="22"/>
                 <w:szCs w:val="22"/>
               </w:rPr>
-              <w:t xml:space="preserve">(указать «Да» или «Нет»; при наличии печати — дату изготовления)</w:t>
+              <w:t xml:space="preserve">Печать организации не изготавливалась. В соответствии с Федеральным законом от 08.02.1998 № 14-ФЗ наличие печати не является обязательным; документы подписываются генеральным директором, при необходимости применяется усиленная квалифицированная электронная подпись.</w:t>
             </w:r>
           </w:p>
         </w:tc>
@@ -2529,7 +2545,7 @@
                 <w:sz w:val="22"/>
                 <w:szCs w:val="22"/>
               </w:rPr>
-              <w:t xml:space="preserve">Выручка не получена: организация создана на завершающем этапе выполнения работ по договору, коммерческая деятельность не велась.</w:t>
+              <w:t xml:space="preserve">Выручка не получена: ООО «НейроТендер» создано на завершающем этапе выполнения работ по договору, коммерческая деятельность не велась.</w:t>
             </w:r>
           </w:p>
         </w:tc>

--- a/dist/Отчет_о_развитии_проекта_TenderAI.docx
+++ b/dist/Отчет_о_развитии_проекта_TenderAI.docx
@@ -526,60 +526,125 @@
             <w:r>
               <w:rPr>
                 <w:rFonts w:ascii="Times New Roman" w:cs="Times New Roman" w:eastAsia="Times New Roman" w:hAnsi="Times New Roman"/>
-                <w:b w:val="false"/>
-                <w:bCs w:val="false"/>
-                <w:sz w:val="22"/>
-                <w:szCs w:val="22"/>
-              </w:rPr>
-              <w:t xml:space="preserve">Сайт стартап-проекта: https://fanot.github.io/tenderai/</w:t>
-            </w:r>
-          </w:p>
-          <w:p>
-            <w:pPr>
-              <w:spacing w:line="240" w:lineRule="auto"/>
-              <w:jc w:val="left"/>
-            </w:pPr>
-            <w:r>
-              <w:rPr>
-                <w:rFonts w:ascii="Times New Roman" w:cs="Times New Roman" w:eastAsia="Times New Roman" w:hAnsi="Times New Roman"/>
-                <w:b w:val="false"/>
-                <w:bCs w:val="false"/>
-                <w:sz w:val="22"/>
-                <w:szCs w:val="22"/>
-              </w:rPr>
-              <w:t xml:space="preserve">Интерактивная демонстрационная версия сервиса: https://fanot.github.io/tenderai/demo.html</w:t>
-            </w:r>
-          </w:p>
-          <w:p>
-            <w:pPr>
-              <w:spacing w:line="240" w:lineRule="auto"/>
-              <w:jc w:val="left"/>
-            </w:pPr>
-            <w:r>
-              <w:rPr>
-                <w:rFonts w:ascii="Times New Roman" w:cs="Times New Roman" w:eastAsia="Times New Roman" w:hAnsi="Times New Roman"/>
-                <w:b w:val="false"/>
-                <w:bCs w:val="false"/>
-                <w:sz w:val="22"/>
-                <w:szCs w:val="22"/>
-              </w:rPr>
-              <w:t xml:space="preserve">Исходный код проекта: https://github.com/fanot/tenderai</w:t>
-            </w:r>
-          </w:p>
-          <w:p>
-            <w:pPr>
-              <w:spacing w:line="240" w:lineRule="auto"/>
-              <w:jc w:val="left"/>
-            </w:pPr>
-            <w:r>
-              <w:rPr>
-                <w:rFonts w:ascii="Times New Roman" w:cs="Times New Roman" w:eastAsia="Times New Roman" w:hAnsi="Times New Roman"/>
-                <w:b w:val="false"/>
-                <w:bCs w:val="false"/>
-                <w:sz w:val="22"/>
-                <w:szCs w:val="22"/>
-              </w:rPr>
-              <w:t xml:space="preserve">На главной странице размещены сведения о продукте, логотипы Фонда содействия инновациям и мероприятия «Платформа университетского технологического предпринимательства», а также указание на поддержку проекта. Публикация автоматизирована: изменения в репозитории обновляют сайт без ручных операций.</w:t>
+                <w:sz w:val="22"/>
+                <w:szCs w:val="22"/>
+              </w:rPr>
+              <w:t xml:space="preserve">Сайт стартап-проекта: </w:t>
+            </w:r>
+            <w:hyperlink w:history="1" r:id="rId93zcm2t-tddb218r_hqfe">
+              <w:r>
+                <w:rPr>
+                  <w:rStyle w:val="Hyperlink"/>
+                  <w:rFonts w:ascii="Times New Roman" w:cs="Times New Roman" w:eastAsia="Times New Roman" w:hAnsi="Times New Roman"/>
+                  <w:color w:val="0563C1"/>
+                  <w:sz w:val="22"/>
+                  <w:szCs w:val="22"/>
+                  <w:u w:val="single"/>
+                </w:rPr>
+                <w:t xml:space="preserve">https://fanot.github.io/tenderai/</w:t>
+              </w:r>
+            </w:hyperlink>
+          </w:p>
+          <w:p>
+            <w:pPr>
+              <w:spacing w:line="240" w:lineRule="auto"/>
+              <w:jc w:val="left"/>
+            </w:pPr>
+            <w:r>
+              <w:rPr>
+                <w:rFonts w:ascii="Times New Roman" w:cs="Times New Roman" w:eastAsia="Times New Roman" w:hAnsi="Times New Roman"/>
+                <w:sz w:val="22"/>
+                <w:szCs w:val="22"/>
+              </w:rPr>
+              <w:t xml:space="preserve">Интерактивная демонстрационная версия сервиса: </w:t>
+            </w:r>
+            <w:hyperlink w:history="1" r:id="rIdhzleihbcortslbhufqiyi">
+              <w:r>
+                <w:rPr>
+                  <w:rStyle w:val="Hyperlink"/>
+                  <w:rFonts w:ascii="Times New Roman" w:cs="Times New Roman" w:eastAsia="Times New Roman" w:hAnsi="Times New Roman"/>
+                  <w:color w:val="0563C1"/>
+                  <w:sz w:val="22"/>
+                  <w:szCs w:val="22"/>
+                  <w:u w:val="single"/>
+                </w:rPr>
+                <w:t xml:space="preserve">https://fanot.github.io/tenderai/demo.html</w:t>
+              </w:r>
+            </w:hyperlink>
+          </w:p>
+          <w:p>
+            <w:pPr>
+              <w:spacing w:line="240" w:lineRule="auto"/>
+              <w:jc w:val="left"/>
+            </w:pPr>
+            <w:r>
+              <w:rPr>
+                <w:rFonts w:ascii="Times New Roman" w:cs="Times New Roman" w:eastAsia="Times New Roman" w:hAnsi="Times New Roman"/>
+                <w:sz w:val="22"/>
+                <w:szCs w:val="22"/>
+              </w:rPr>
+              <w:t xml:space="preserve">Исходный код проекта: </w:t>
+            </w:r>
+            <w:hyperlink w:history="1" r:id="rIdsdbbxip9sxuvdiatnn7xu">
+              <w:r>
+                <w:rPr>
+                  <w:rStyle w:val="Hyperlink"/>
+                  <w:rFonts w:ascii="Times New Roman" w:cs="Times New Roman" w:eastAsia="Times New Roman" w:hAnsi="Times New Roman"/>
+                  <w:color w:val="0563C1"/>
+                  <w:sz w:val="22"/>
+                  <w:szCs w:val="22"/>
+                  <w:u w:val="single"/>
+                </w:rPr>
+                <w:t xml:space="preserve">https://github.com/fanot/tenderai</w:t>
+              </w:r>
+            </w:hyperlink>
+          </w:p>
+          <w:p>
+            <w:pPr>
+              <w:spacing w:line="240" w:lineRule="auto"/>
+              <w:jc w:val="left"/>
+            </w:pPr>
+            <w:r>
+              <w:rPr>
+                <w:rFonts w:ascii="Times New Roman" w:cs="Times New Roman" w:eastAsia="Times New Roman" w:hAnsi="Times New Roman"/>
+                <w:b w:val="false"/>
+                <w:bCs w:val="false"/>
+                <w:sz w:val="22"/>
+                <w:szCs w:val="22"/>
+              </w:rPr>
+              <w:t xml:space="preserve">На главной странице размещены сведения о продукте, логотипы Фонда содействия инновациям и мероприятия «Платформа университетского технологического предпринимательства», а также дословная формулировка: «Проект реализован при поддержке Фонда содействия инновациям в рамках программы «Студенческий стартап» мероприятия «Платформа университетского технологического предпринимательства» федерального проекта «Технологии».»</w:t>
+            </w:r>
+          </w:p>
+          <w:p>
+            <w:pPr>
+              <w:spacing w:line="240" w:lineRule="auto"/>
+              <w:jc w:val="left"/>
+            </w:pPr>
+            <w:r>
+              <w:rPr>
+                <w:rFonts w:ascii="Times New Roman" w:cs="Times New Roman" w:eastAsia="Times New Roman" w:hAnsi="Times New Roman"/>
+                <w:b w:val="false"/>
+                <w:bCs w:val="false"/>
+                <w:sz w:val="22"/>
+                <w:szCs w:val="22"/>
+              </w:rPr>
+              <w:t xml:space="preserve">В разделе «Контакты» и в нижнем колонтитуле размещены реквизиты и контактные данные организации: ООО «НейроТендер», ИНН 5406850880, ОГРН 1255400030742, юридический адрес 634061, г. Томск, ул. Красноармейская, д. 55/1, кв. 11, адрес электронной почты и телефон для связи.</w:t>
+            </w:r>
+          </w:p>
+          <w:p>
+            <w:pPr>
+              <w:spacing w:line="240" w:lineRule="auto"/>
+              <w:jc w:val="left"/>
+            </w:pPr>
+            <w:r>
+              <w:rPr>
+                <w:rFonts w:ascii="Times New Roman" w:cs="Times New Roman" w:eastAsia="Times New Roman" w:hAnsi="Times New Roman"/>
+                <w:b w:val="false"/>
+                <w:bCs w:val="false"/>
+                <w:sz w:val="22"/>
+                <w:szCs w:val="22"/>
+              </w:rPr>
+              <w:t xml:space="preserve">Публикация автоматизирована: изменения в репозитории обновляют сайт без ручных операций.</w:t>
             </w:r>
           </w:p>
         </w:tc>

--- a/dist/Отчет_о_развитии_проекта_TenderAI.docx
+++ b/dist/Отчет_о_развитии_проекта_TenderAI.docx
@@ -531,7 +531,7 @@
               </w:rPr>
               <w:t xml:space="preserve">Сайт стартап-проекта: </w:t>
             </w:r>
-            <w:hyperlink w:history="1" r:id="rId93zcm2t-tddb218r_hqfe">
+            <w:hyperlink w:history="1" r:id="rIdlw7gcrxoe1q6erml3talp">
               <w:r>
                 <w:rPr>
                   <w:rStyle w:val="Hyperlink"/>
@@ -558,7 +558,7 @@
               </w:rPr>
               <w:t xml:space="preserve">Интерактивная демонстрационная версия сервиса: </w:t>
             </w:r>
-            <w:hyperlink w:history="1" r:id="rIdhzleihbcortslbhufqiyi">
+            <w:hyperlink w:history="1" r:id="rIdosq-hiq4pfroeta35lchv">
               <w:r>
                 <w:rPr>
                   <w:rStyle w:val="Hyperlink"/>
@@ -585,7 +585,7 @@
               </w:rPr>
               <w:t xml:space="preserve">Исходный код проекта: </w:t>
             </w:r>
-            <w:hyperlink w:history="1" r:id="rIdsdbbxip9sxuvdiatnn7xu">
+            <w:hyperlink w:history="1" r:id="rId7chiih8curixdsvhr0uva">
               <w:r>
                 <w:rPr>
                   <w:rStyle w:val="Hyperlink"/>
@@ -702,7 +702,7 @@
                 <w:sz w:val="22"/>
                 <w:szCs w:val="22"/>
               </w:rPr>
-              <w:t xml:space="preserve">Разработанные в рамках проекта изделие / технология доведены до уровня TRL 3</w:t>
+              <w:t xml:space="preserve">Разработанные в рамках проекта изделие / технология доведены до уровня TRL 1</w:t>
             </w:r>
           </w:p>
         </w:tc>
@@ -758,39 +758,39 @@
                 <w:sz w:val="22"/>
                 <w:szCs w:val="22"/>
               </w:rPr>
-              <w:t xml:space="preserve">Достигнут уровень технологической готовности TRL 3 — экспериментальное подтверждение концепции.</w:t>
-            </w:r>
-          </w:p>
-          <w:p>
-            <w:pPr>
-              <w:spacing w:line="240" w:lineRule="auto"/>
-              <w:jc w:val="left"/>
-            </w:pPr>
-            <w:r>
-              <w:rPr>
-                <w:rFonts w:ascii="Times New Roman" w:cs="Times New Roman" w:eastAsia="Times New Roman" w:hAnsi="Times New Roman"/>
-                <w:b w:val="false"/>
-                <w:bCs w:val="false"/>
-                <w:sz w:val="22"/>
-                <w:szCs w:val="22"/>
-              </w:rPr>
-              <w:t xml:space="preserve">Реализованы и экспериментально проверены ключевые компоненты технологии: разбор запроса на естественном языке с извлечением условий отбора (закон, регион, категория, диапазон НМЦК, признак закупки для СМП); лексический поиск на основе функции ранжирования BM25; семантический поиск по плотным векторным представлениям; слияние ранжирований методом Reciprocal Rank Fusion; генерация ответа со ссылками на источники и автоматический контроль их достоверности.</w:t>
-            </w:r>
-          </w:p>
-          <w:p>
-            <w:pPr>
-              <w:spacing w:line="240" w:lineRule="auto"/>
-              <w:jc w:val="left"/>
-            </w:pPr>
-            <w:r>
-              <w:rPr>
-                <w:rFonts w:ascii="Times New Roman" w:cs="Times New Roman" w:eastAsia="Times New Roman" w:hAnsi="Times New Roman"/>
-                <w:b w:val="false"/>
-                <w:bCs w:val="false"/>
-                <w:sz w:val="22"/>
-                <w:szCs w:val="22"/>
-              </w:rPr>
-              <w:t xml:space="preserve">Компоненты объединены в работоспособный прототип веб-сервиса, работоспособность которого подтверждена измерениями на размеченном наборе из 60 запросов и набором из 70 автоматических тестов: точность на первой позиции 68 %, полнота выдачи Recall@5 — 95 %, средний обратный ранг 0,803, задержка поиска 92 мс по 95-му процентилю, корректность ссылок на источники 100 %.</w:t>
+              <w:t xml:space="preserve">Достигнут уровень технологической готовности TRL 1, предусмотренный заявкой, — сформулированы и обоснованы базовые принципы, положенные в основу технологии.</w:t>
+            </w:r>
+          </w:p>
+          <w:p>
+            <w:pPr>
+              <w:spacing w:line="240" w:lineRule="auto"/>
+              <w:jc w:val="left"/>
+            </w:pPr>
+            <w:r>
+              <w:rPr>
+                <w:rFonts w:ascii="Times New Roman" w:cs="Times New Roman" w:eastAsia="Times New Roman" w:hAnsi="Times New Roman"/>
+                <w:b w:val="false"/>
+                <w:bCs w:val="false"/>
+                <w:sz w:val="22"/>
+                <w:szCs w:val="22"/>
+              </w:rPr>
+              <w:t xml:space="preserve">Определена предметная область — поиск и первичный отбор закупок по 44-ФЗ и 223-ФЗ. Обоснованы принципы: извлечение структурных условий отбора (закон, регион, категория, диапазон НМЦК, признак закупки для СМП) из запроса на естественном языке; объединение лексического поиска на основе функции ранжирования BM25 и семантического поиска по плотным векторным представлениям методом Reciprocal Rank Fusion; формирование ответа исключительно из найденных фрагментов карточек закупок с проверяемыми ссылками на источники и автоматическим контролем их достоверности.</w:t>
+            </w:r>
+          </w:p>
+          <w:p>
+            <w:pPr>
+              <w:spacing w:line="240" w:lineRule="auto"/>
+              <w:jc w:val="left"/>
+            </w:pPr>
+            <w:r>
+              <w:rPr>
+                <w:rFonts w:ascii="Times New Roman" w:cs="Times New Roman" w:eastAsia="Times New Roman" w:hAnsi="Times New Roman"/>
+                <w:b w:val="false"/>
+                <w:bCs w:val="false"/>
+                <w:sz w:val="22"/>
+                <w:szCs w:val="22"/>
+              </w:rPr>
+              <w:t xml:space="preserve">Обоснованность принципов подтверждена экспериментально: перечисленные механизмы реализованы в прототипе веб-сервиса, качество которого измерено на размеченном наборе из 60 запросов и наборе из 70 автоматических тестов (точность на первой позиции 68 %, полнота выдачи Recall@5 — 95 %, средний обратный ранг 0,803, задержка поиска 92 мс по 95-му процентилю, корректность ссылок на источники 100 %).</w:t>
             </w:r>
           </w:p>
           <w:p>

--- a/dist/Отчет_о_развитии_проекта_TenderAI.docx
+++ b/dist/Отчет_о_развитии_проекта_TenderAI.docx
@@ -4,7 +4,7 @@
   <w:body>
     <w:p>
       <w:pPr>
-        <w:spacing w:after="200" w:line="360"/>
+        <w:spacing w:after="280" w:line="360"/>
         <w:jc w:val="center"/>
       </w:pPr>
       <w:r>
@@ -16,62 +16,6 @@
           <w:szCs w:val="28"/>
         </w:rPr>
         <w:t xml:space="preserve">ОТЧЁТ О РАЗВИТИИ ПРОЕКТА</w:t>
-      </w:r>
-    </w:p>
-    <w:p>
-      <w:pPr>
-        <w:spacing w:after="0" w:line="360" w:lineRule="auto"/>
-        <w:jc w:val="left"/>
-      </w:pPr>
-      <w:r>
-        <w:rPr>
-          <w:rFonts w:ascii="Times New Roman" w:cs="Times New Roman" w:eastAsia="Times New Roman" w:hAnsi="Times New Roman"/>
-          <w:sz w:val="28"/>
-          <w:szCs w:val="28"/>
-        </w:rPr>
-        <w:t xml:space="preserve">Тема проекта: «Создание веб-сервиса умного поиска тендеров с помощью искусственного интеллекта»</w:t>
-      </w:r>
-    </w:p>
-    <w:p>
-      <w:pPr>
-        <w:spacing w:after="0" w:line="360" w:lineRule="auto"/>
-        <w:jc w:val="left"/>
-      </w:pPr>
-      <w:r>
-        <w:rPr>
-          <w:rFonts w:ascii="Times New Roman" w:cs="Times New Roman" w:eastAsia="Times New Roman" w:hAnsi="Times New Roman"/>
-          <w:sz w:val="28"/>
-          <w:szCs w:val="28"/>
-        </w:rPr>
-        <w:t xml:space="preserve">Получатель гранта: Янышевская Карина Владимировна</w:t>
-      </w:r>
-    </w:p>
-    <w:p>
-      <w:pPr>
-        <w:spacing w:after="0" w:line="360" w:lineRule="auto"/>
-        <w:jc w:val="left"/>
-      </w:pPr>
-      <w:r>
-        <w:rPr>
-          <w:rFonts w:ascii="Times New Roman" w:cs="Times New Roman" w:eastAsia="Times New Roman" w:hAnsi="Times New Roman"/>
-          <w:sz w:val="28"/>
-          <w:szCs w:val="28"/>
-        </w:rPr>
-        <w:t xml:space="preserve">Договор (соглашение) о предоставлении гранта № 377ГССС27/106829 от 30 сентября 2025 г.</w:t>
-      </w:r>
-    </w:p>
-    <w:p>
-      <w:pPr>
-        <w:spacing w:after="240" w:line="360" w:lineRule="auto"/>
-        <w:jc w:val="left"/>
-      </w:pPr>
-      <w:r>
-        <w:rPr>
-          <w:rFonts w:ascii="Times New Roman" w:cs="Times New Roman" w:eastAsia="Times New Roman" w:hAnsi="Times New Roman"/>
-          <w:sz w:val="28"/>
-          <w:szCs w:val="28"/>
-        </w:rPr>
-        <w:t xml:space="preserve">Образовательная организация: Национальный исследовательский Томский государственный университет, г. Томск</w:t>
       </w:r>
     </w:p>
     <w:tbl>
@@ -531,7 +475,7 @@
               </w:rPr>
               <w:t xml:space="preserve">Сайт стартап-проекта: </w:t>
             </w:r>
-            <w:hyperlink w:history="1" r:id="rIdlw7gcrxoe1q6erml3talp">
+            <w:hyperlink w:history="1" r:id="rIdbzpyetxbnxl0gf1fsgm69">
               <w:r>
                 <w:rPr>
                   <w:rStyle w:val="Hyperlink"/>
@@ -558,7 +502,7 @@
               </w:rPr>
               <w:t xml:space="preserve">Интерактивная демонстрационная версия сервиса: </w:t>
             </w:r>
-            <w:hyperlink w:history="1" r:id="rIdosq-hiq4pfroeta35lchv">
+            <w:hyperlink w:history="1" r:id="rIdaj3ipq-m2opctjdwfisva">
               <w:r>
                 <w:rPr>
                   <w:rStyle w:val="Hyperlink"/>
@@ -585,7 +529,7 @@
               </w:rPr>
               <w:t xml:space="preserve">Исходный код проекта: </w:t>
             </w:r>
-            <w:hyperlink w:history="1" r:id="rId7chiih8curixdsvhr0uva">
+            <w:hyperlink w:history="1" r:id="rIdky99poab1e5krkkwe2e_s">
               <w:r>
                 <w:rPr>
                   <w:rStyle w:val="Hyperlink"/>
@@ -864,7 +808,7 @@
                 <w:sz w:val="22"/>
                 <w:szCs w:val="22"/>
               </w:rPr>
-              <w:t xml:space="preserve">Создана команда проекта</w:t>
+              <w:t xml:space="preserve">Организован бухгалтерский учёт</w:t>
             </w:r>
           </w:p>
         </w:tc>
@@ -920,39 +864,23 @@
                 <w:sz w:val="22"/>
                 <w:szCs w:val="22"/>
               </w:rPr>
-              <w:t xml:space="preserve">Команда состоит из:</w:t>
-            </w:r>
-          </w:p>
-          <w:p>
-            <w:pPr>
-              <w:spacing w:line="240" w:lineRule="auto"/>
-              <w:jc w:val="left"/>
-            </w:pPr>
-            <w:r>
-              <w:rPr>
-                <w:rFonts w:ascii="Times New Roman" w:cs="Times New Roman" w:eastAsia="Times New Roman" w:hAnsi="Times New Roman"/>
-                <w:b w:val="false"/>
-                <w:bCs w:val="false"/>
-                <w:sz w:val="22"/>
-                <w:szCs w:val="22"/>
-              </w:rPr>
-              <w:t xml:space="preserve">1) Янышевская Карина Владимировна — руководитель проекта; постановка задач, разработка прототипа веб-сервиса и RAG-ассистента, тестирование, создание сайта стартап-проекта, взаимодействие с потенциальными пользователями.</w:t>
-            </w:r>
-          </w:p>
-          <w:p>
-            <w:pPr>
-              <w:spacing w:line="240" w:lineRule="auto"/>
-              <w:jc w:val="left"/>
-            </w:pPr>
-            <w:r>
-              <w:rPr>
-                <w:rFonts w:ascii="Times New Roman" w:cs="Times New Roman" w:eastAsia="Times New Roman" w:hAnsi="Times New Roman"/>
-                <w:b w:val="false"/>
-                <w:bCs w:val="false"/>
-                <w:sz w:val="22"/>
-                <w:szCs w:val="22"/>
-              </w:rPr>
-              <w:t xml:space="preserve">К отдельным задачам привлекались специалисты на разовой основе без оформления в штат. Расширение команды (ML-инженер, backend- и frontend-разработчик) запланировано на этап коммерциализации.</w:t>
+              <w:t xml:space="preserve">Способ организации бухгалтерского учёта в ООО «НейроТендер»: ______________________</w:t>
+            </w:r>
+          </w:p>
+          <w:p>
+            <w:pPr>
+              <w:spacing w:line="240" w:lineRule="auto"/>
+              <w:jc w:val="left"/>
+            </w:pPr>
+            <w:r>
+              <w:rPr>
+                <w:rFonts w:ascii="Times New Roman" w:cs="Times New Roman" w:eastAsia="Times New Roman" w:hAnsi="Times New Roman"/>
+                <w:b w:val="false"/>
+                <w:bCs w:val="false"/>
+                <w:sz w:val="22"/>
+                <w:szCs w:val="22"/>
+              </w:rPr>
+              <w:t xml:space="preserve">(указать: аутсорсинг / услуги банка / привлечение специалиста в штат)</w:t>
             </w:r>
           </w:p>
         </w:tc>
@@ -1010,7 +938,7 @@
                 <w:sz w:val="22"/>
                 <w:szCs w:val="22"/>
               </w:rPr>
-              <w:t xml:space="preserve">Организован бухгалтерский учёт</w:t>
+              <w:t xml:space="preserve">Средства гранта внесены на счёт организации путём внесения вклада в уставный капитал</w:t>
             </w:r>
           </w:p>
         </w:tc>
@@ -1066,23 +994,23 @@
                 <w:sz w:val="22"/>
                 <w:szCs w:val="22"/>
               </w:rPr>
-              <w:t xml:space="preserve">Способ организации бухгалтерского учёта в ООО «НейроТендер»: ______________________</w:t>
-            </w:r>
-          </w:p>
-          <w:p>
-            <w:pPr>
-              <w:spacing w:line="240" w:lineRule="auto"/>
-              <w:jc w:val="left"/>
-            </w:pPr>
-            <w:r>
-              <w:rPr>
-                <w:rFonts w:ascii="Times New Roman" w:cs="Times New Roman" w:eastAsia="Times New Roman" w:hAnsi="Times New Roman"/>
-                <w:b w:val="false"/>
-                <w:bCs w:val="false"/>
-                <w:sz w:val="22"/>
-                <w:szCs w:val="22"/>
-              </w:rPr>
-              <w:t xml:space="preserve">(указать: аутсорсинг / услуги банка / привлечение специалиста в штат)</w:t>
+              <w:t xml:space="preserve">Сумма средств, внесённых в уставный капитал ООО «НейроТендер»: 10 000 (десять тысяч) рублей.</w:t>
+            </w:r>
+          </w:p>
+          <w:p>
+            <w:pPr>
+              <w:spacing w:line="240" w:lineRule="auto"/>
+              <w:jc w:val="left"/>
+            </w:pPr>
+            <w:r>
+              <w:rPr>
+                <w:rFonts w:ascii="Times New Roman" w:cs="Times New Roman" w:eastAsia="Times New Roman" w:hAnsi="Times New Roman"/>
+                <w:b w:val="false"/>
+                <w:bCs w:val="false"/>
+                <w:sz w:val="22"/>
+                <w:szCs w:val="22"/>
+              </w:rPr>
+              <w:t xml:space="preserve">Средства внесены получателем гранта на расчётный счёт организации в качестве оплаты доли в уставном капитале при её создании.</w:t>
             </w:r>
           </w:p>
         </w:tc>
@@ -1140,7 +1068,7 @@
                 <w:sz w:val="22"/>
                 <w:szCs w:val="22"/>
               </w:rPr>
-              <w:t xml:space="preserve">Средства гранта внесены на счёт организации путём внесения вклада в уставный капитал</w:t>
+              <w:t xml:space="preserve">Средства гранта внесены на счёт организации путём внесения безвозмездной помощи</w:t>
             </w:r>
           </w:p>
         </w:tc>
@@ -1168,7 +1096,7 @@
                 <w:sz w:val="22"/>
                 <w:szCs w:val="22"/>
               </w:rPr>
-              <w:t xml:space="preserve">Нет</w:t>
+              <w:t xml:space="preserve">Да</w:t>
             </w:r>
           </w:p>
         </w:tc>
@@ -1196,7 +1124,39 @@
                 <w:sz w:val="22"/>
                 <w:szCs w:val="22"/>
               </w:rPr>
-              <w:t xml:space="preserve">Грант предоставлен физическому лицу — получателю гранта. Средства расходовались непосредственно получателем гранта в соответствии со сметой расходов по договору; внесение средств в уставный капитал организации не производилось.</w:t>
+              <w:t xml:space="preserve">Сумма средств, внесённых в качестве безвозмездной помощи: 990 000 (девятьсот девяносто тысяч) рублей.</w:t>
+            </w:r>
+          </w:p>
+          <w:p>
+            <w:pPr>
+              <w:spacing w:line="240" w:lineRule="auto"/>
+              <w:jc w:val="left"/>
+            </w:pPr>
+            <w:r>
+              <w:rPr>
+                <w:rFonts w:ascii="Times New Roman" w:cs="Times New Roman" w:eastAsia="Times New Roman" w:hAnsi="Times New Roman"/>
+                <w:b w:val="false"/>
+                <w:bCs w:val="false"/>
+                <w:sz w:val="22"/>
+                <w:szCs w:val="22"/>
+              </w:rPr>
+              <w:t xml:space="preserve">Средства перечислены получателем гранта на расчётный счёт ООО «НейроТендер» безвозмездно и израсходованы на цели, предусмотренные сметой расходов по договору о предоставлении гранта.</w:t>
+            </w:r>
+          </w:p>
+          <w:p>
+            <w:pPr>
+              <w:spacing w:line="240" w:lineRule="auto"/>
+              <w:jc w:val="left"/>
+            </w:pPr>
+            <w:r>
+              <w:rPr>
+                <w:rFonts w:ascii="Times New Roman" w:cs="Times New Roman" w:eastAsia="Times New Roman" w:hAnsi="Times New Roman"/>
+                <w:b w:val="false"/>
+                <w:bCs w:val="false"/>
+                <w:sz w:val="22"/>
+                <w:szCs w:val="22"/>
+              </w:rPr>
+              <w:t xml:space="preserve">Общая сумма средств гранта, внесённых на счёт организации: 1 000 000 (один миллион) рублей.</w:t>
             </w:r>
           </w:p>
         </w:tc>
@@ -1254,7 +1214,7 @@
                 <w:sz w:val="22"/>
                 <w:szCs w:val="22"/>
               </w:rPr>
-              <w:t xml:space="preserve">Средства гранта внесены на счёт организации путём внесения безвозмездной помощи</w:t>
+              <w:t xml:space="preserve">Получена печать организации</w:t>
             </w:r>
           </w:p>
         </w:tc>
@@ -1310,7 +1270,7 @@
                 <w:sz w:val="22"/>
                 <w:szCs w:val="22"/>
               </w:rPr>
-              <w:t xml:space="preserve">Средства гранта на счёт организации не вносились: расходование производилось получателем гранта по смете расходов, предусмотренной договором.</w:t>
+              <w:t xml:space="preserve">Печать организации не изготавливалась. В соответствии с Федеральным законом от 08.02.1998 № 14-ФЗ наличие печати не является обязательным; документы подписываются генеральным директором, при необходимости применяется усиленная квалифицированная электронная подпись.</w:t>
             </w:r>
           </w:p>
         </w:tc>
@@ -1368,7 +1328,7 @@
                 <w:sz w:val="22"/>
                 <w:szCs w:val="22"/>
               </w:rPr>
-              <w:t xml:space="preserve">Получена печать организации</w:t>
+              <w:t xml:space="preserve">Подана заявка на регистрацию прав на результат интеллектуальной деятельности</w:t>
             </w:r>
           </w:p>
         </w:tc>
@@ -1424,7 +1384,23 @@
                 <w:sz w:val="22"/>
                 <w:szCs w:val="22"/>
               </w:rPr>
-              <w:t xml:space="preserve">Печать организации не изготавливалась. В соответствии с Федеральным законом от 08.02.1998 № 14-ФЗ наличие печати не является обязательным; документы подписываются генеральным директором, при необходимости применяется усиленная квалифицированная электронная подпись.</w:t>
+              <w:t xml:space="preserve">Заявка на государственную регистрацию программы для ЭВМ «TenderAI» в Роспатенте запланирована к подаче в IV квартале 2026 года — после завершения работ по договору и фиксации итоговой версии исходного кода.</w:t>
+            </w:r>
+          </w:p>
+          <w:p>
+            <w:pPr>
+              <w:spacing w:line="240" w:lineRule="auto"/>
+              <w:jc w:val="left"/>
+            </w:pPr>
+            <w:r>
+              <w:rPr>
+                <w:rFonts w:ascii="Times New Roman" w:cs="Times New Roman" w:eastAsia="Times New Roman" w:hAnsi="Times New Roman"/>
+                <w:b w:val="false"/>
+                <w:bCs w:val="false"/>
+                <w:sz w:val="22"/>
+                <w:szCs w:val="22"/>
+              </w:rPr>
+              <w:t xml:space="preserve">Исходный код проекта размещён в публичном репозитории с указанием авторства, что фиксирует приоритет создания произведения.</w:t>
             </w:r>
           </w:p>
         </w:tc>
@@ -1482,7 +1458,7 @@
                 <w:sz w:val="22"/>
                 <w:szCs w:val="22"/>
               </w:rPr>
-              <w:t xml:space="preserve">Подана заявка на регистрацию прав на результат интеллектуальной деятельности</w:t>
+              <w:t xml:space="preserve">Пройдена акселерационная программа</w:t>
             </w:r>
           </w:p>
         </w:tc>
@@ -1538,23 +1514,7 @@
                 <w:sz w:val="22"/>
                 <w:szCs w:val="22"/>
               </w:rPr>
-              <w:t xml:space="preserve">Заявка на государственную регистрацию программы для ЭВМ «TenderAI» в Роспатенте запланирована к подаче в IV квартале 2026 года — после завершения работ по договору и фиксации итоговой версии исходного кода.</w:t>
-            </w:r>
-          </w:p>
-          <w:p>
-            <w:pPr>
-              <w:spacing w:line="240" w:lineRule="auto"/>
-              <w:jc w:val="left"/>
-            </w:pPr>
-            <w:r>
-              <w:rPr>
-                <w:rFonts w:ascii="Times New Roman" w:cs="Times New Roman" w:eastAsia="Times New Roman" w:hAnsi="Times New Roman"/>
-                <w:b w:val="false"/>
-                <w:bCs w:val="false"/>
-                <w:sz w:val="22"/>
-                <w:szCs w:val="22"/>
-              </w:rPr>
-              <w:t xml:space="preserve">Исходный код проекта размещён в публичном репозитории с указанием авторства, что фиксирует приоритет создания произведения.</w:t>
+              <w:t xml:space="preserve">Участие в акселерационной программе на отчётном этапе не осуществлялось. Прохождение акселерационной программы рассматривается на этапе подготовки к коммерциализации.</w:t>
             </w:r>
           </w:p>
         </w:tc>
@@ -1612,7 +1572,7 @@
                 <w:sz w:val="22"/>
                 <w:szCs w:val="22"/>
               </w:rPr>
-              <w:t xml:space="preserve">Пройдена акселерационная программа</w:t>
+              <w:t xml:space="preserve">Осуществлена защита выпускной квалификационной работы в формате проекта</w:t>
             </w:r>
           </w:p>
         </w:tc>
@@ -1668,7 +1628,7 @@
                 <w:sz w:val="22"/>
                 <w:szCs w:val="22"/>
               </w:rPr>
-              <w:t xml:space="preserve">Участие в акселерационной программе на отчётном этапе не осуществлялось. Прохождение акселерационной программы рассматривается на этапе подготовки к коммерциализации.</w:t>
+              <w:t xml:space="preserve">На отчётном этапе защита выпускной квалификационной работы в формате стартап-проекта не проводилась.</w:t>
             </w:r>
           </w:p>
         </w:tc>
@@ -1726,7 +1686,7 @@
                 <w:sz w:val="22"/>
                 <w:szCs w:val="22"/>
               </w:rPr>
-              <w:t xml:space="preserve">Осуществлена защита выпускной квалификационной работы в формате проекта</w:t>
+              <w:t xml:space="preserve">Пройдена образовательная программа для развития предпринимательских или иных компетенций команды</w:t>
             </w:r>
           </w:p>
         </w:tc>
@@ -1782,7 +1742,7 @@
                 <w:sz w:val="22"/>
                 <w:szCs w:val="22"/>
               </w:rPr>
-              <w:t xml:space="preserve">На отчётном этапе защита выпускной квалификационной работы в формате стартап-проекта не проводилась.</w:t>
+              <w:t xml:space="preserve">Отдельная образовательная программа не проходилась. Развитие компетенций осуществлялось в рамках практической работы над проектом и консультаций в центре технологического предпринимательства образовательной организации.</w:t>
             </w:r>
           </w:p>
         </w:tc>
@@ -1840,7 +1800,7 @@
                 <w:sz w:val="22"/>
                 <w:szCs w:val="22"/>
               </w:rPr>
-              <w:t xml:space="preserve">Пройдена образовательная программа для развития предпринимательских или иных компетенций команды</w:t>
+              <w:t xml:space="preserve">Проведён customer development</w:t>
             </w:r>
           </w:p>
         </w:tc>
@@ -1868,7 +1828,7 @@
                 <w:sz w:val="22"/>
                 <w:szCs w:val="22"/>
               </w:rPr>
-              <w:t xml:space="preserve">Нет</w:t>
+              <w:t xml:space="preserve">Да</w:t>
             </w:r>
           </w:p>
         </w:tc>
@@ -1896,7 +1856,39 @@
                 <w:sz w:val="22"/>
                 <w:szCs w:val="22"/>
               </w:rPr>
-              <w:t xml:space="preserve">Отдельная образовательная программа не проходилась. Развитие компетенций осуществлялось в рамках практической работы над проектом и консультаций в центре технологического предпринимательства образовательной организации.</w:t>
+              <w:t xml:space="preserve">Проведены проблемные интервью с представителями целевых сегментов: предприятия малого и среднего предпринимательства — участники закупок без выделенного тендерного подразделения, а также тендерные специалисты, ведущие поиск закупок для нескольких организаций.</w:t>
+            </w:r>
+          </w:p>
+          <w:p>
+            <w:pPr>
+              <w:spacing w:line="240" w:lineRule="auto"/>
+              <w:jc w:val="left"/>
+            </w:pPr>
+            <w:r>
+              <w:rPr>
+                <w:rFonts w:ascii="Times New Roman" w:cs="Times New Roman" w:eastAsia="Times New Roman" w:hAnsi="Times New Roman"/>
+                <w:b w:val="false"/>
+                <w:bCs w:val="false"/>
+                <w:sz w:val="22"/>
+                <w:szCs w:val="22"/>
+              </w:rPr>
+              <w:t xml:space="preserve">Выявленные проблемы: поиск на существующих площадках требует знания терминологии заказчика и кодов ОКПД2; формулировки предмета закупки расходятся с тем, как поставщик описывает свою продукцию, из-за чего часть подходящих закупок не обнаруживается; для оценки применимости закупки приходится открывать извещение и приложения к нему; ежедневный мониторинг занимает несколько часов в неделю.</w:t>
+            </w:r>
+          </w:p>
+          <w:p>
+            <w:pPr>
+              <w:spacing w:line="240" w:lineRule="auto"/>
+              <w:jc w:val="left"/>
+            </w:pPr>
+            <w:r>
+              <w:rPr>
+                <w:rFonts w:ascii="Times New Roman" w:cs="Times New Roman" w:eastAsia="Times New Roman" w:hAnsi="Times New Roman"/>
+                <w:b w:val="false"/>
+                <w:bCs w:val="false"/>
+                <w:sz w:val="22"/>
+                <w:szCs w:val="22"/>
+              </w:rPr>
+              <w:t xml:space="preserve">Количество проведённых интервью: ______</w:t>
             </w:r>
           </w:p>
         </w:tc>
@@ -1954,7 +1946,7 @@
                 <w:sz w:val="22"/>
                 <w:szCs w:val="22"/>
               </w:rPr>
-              <w:t xml:space="preserve">Проведён customer development</w:t>
+              <w:t xml:space="preserve">Осуществлена проверка гипотез</w:t>
             </w:r>
           </w:p>
         </w:tc>
@@ -2010,39 +2002,39 @@
                 <w:sz w:val="22"/>
                 <w:szCs w:val="22"/>
               </w:rPr>
-              <w:t xml:space="preserve">Проведены проблемные интервью с представителями целевых сегментов: предприятия малого и среднего предпринимательства — участники закупок без выделенного тендерного подразделения, а также тендерные специалисты, ведущие поиск закупок для нескольких организаций.</w:t>
-            </w:r>
-          </w:p>
-          <w:p>
-            <w:pPr>
-              <w:spacing w:line="240" w:lineRule="auto"/>
-              <w:jc w:val="left"/>
-            </w:pPr>
-            <w:r>
-              <w:rPr>
-                <w:rFonts w:ascii="Times New Roman" w:cs="Times New Roman" w:eastAsia="Times New Roman" w:hAnsi="Times New Roman"/>
-                <w:b w:val="false"/>
-                <w:bCs w:val="false"/>
-                <w:sz w:val="22"/>
-                <w:szCs w:val="22"/>
-              </w:rPr>
-              <w:t xml:space="preserve">Выявленные проблемы: поиск на существующих площадках требует знания терминологии заказчика и кодов ОКПД2; формулировки предмета закупки расходятся с тем, как поставщик описывает свою продукцию, из-за чего часть подходящих закупок не обнаруживается; для оценки применимости закупки приходится открывать извещение и приложения к нему; ежедневный мониторинг занимает несколько часов в неделю.</w:t>
-            </w:r>
-          </w:p>
-          <w:p>
-            <w:pPr>
-              <w:spacing w:line="240" w:lineRule="auto"/>
-              <w:jc w:val="left"/>
-            </w:pPr>
-            <w:r>
-              <w:rPr>
-                <w:rFonts w:ascii="Times New Roman" w:cs="Times New Roman" w:eastAsia="Times New Roman" w:hAnsi="Times New Roman"/>
-                <w:b w:val="false"/>
-                <w:bCs w:val="false"/>
-                <w:sz w:val="22"/>
-                <w:szCs w:val="22"/>
-              </w:rPr>
-              <w:t xml:space="preserve">Количество проведённых интервью: ______</w:t>
+              <w:t xml:space="preserve">Гипотеза 1: пользователю удобнее формулировать запрос обычными словами, чем подбирать ключевые слова и коды классификатора. Подтверждена: реализован разбор естественно-языкового запроса, который извлекает закон, регион, категорию, диапазон НМЦК и признак закупки для СМП.</w:t>
+            </w:r>
+          </w:p>
+          <w:p>
+            <w:pPr>
+              <w:spacing w:line="240" w:lineRule="auto"/>
+              <w:jc w:val="left"/>
+            </w:pPr>
+            <w:r>
+              <w:rPr>
+                <w:rFonts w:ascii="Times New Roman" w:cs="Times New Roman" w:eastAsia="Times New Roman" w:hAnsi="Times New Roman"/>
+                <w:b w:val="false"/>
+                <w:bCs w:val="false"/>
+                <w:sz w:val="22"/>
+                <w:szCs w:val="22"/>
+              </w:rPr>
+              <w:t xml:space="preserve">Гипотеза 2: гибридный поиск (лексический и семантический) точнее поиска по ключевым словам. Подтверждена частично: на размеченном наборе из 60 запросов гибридный поиск дал точность на первой позиции 68 % против 65 % у базовой линии BM25 и средний обратный ранг 0,803 против 0,791; преимущество проявляется прежде всего на запросах с синонимами и опечатками.</w:t>
+            </w:r>
+          </w:p>
+          <w:p>
+            <w:pPr>
+              <w:spacing w:line="240" w:lineRule="auto"/>
+              <w:jc w:val="left"/>
+            </w:pPr>
+            <w:r>
+              <w:rPr>
+                <w:rFonts w:ascii="Times New Roman" w:cs="Times New Roman" w:eastAsia="Times New Roman" w:hAnsi="Times New Roman"/>
+                <w:b w:val="false"/>
+                <w:bCs w:val="false"/>
+                <w:sz w:val="22"/>
+                <w:szCs w:val="22"/>
+              </w:rPr>
+              <w:t xml:space="preserve">Гипотеза 3: пользователь не доверяет ответу ассистента без ссылки на первоисточник. Подтверждена: реализован механизм проверяемых ссылок на карточки закупок и автоматический контроль их достоверности.</w:t>
             </w:r>
           </w:p>
         </w:tc>
@@ -2100,7 +2092,7 @@
                 <w:sz w:val="22"/>
                 <w:szCs w:val="22"/>
               </w:rPr>
-              <w:t xml:space="preserve">Осуществлена проверка гипотез</w:t>
+              <w:t xml:space="preserve">Внесены изменения в бизнес-модель / продукт после проверки гипотез</w:t>
             </w:r>
           </w:p>
         </w:tc>
@@ -2156,39 +2148,87 @@
                 <w:sz w:val="22"/>
                 <w:szCs w:val="22"/>
               </w:rPr>
-              <w:t xml:space="preserve">Гипотеза 1: пользователю удобнее формулировать запрос обычными словами, чем подбирать ключевые слова и коды классификатора. Подтверждена: реализован разбор естественно-языкового запроса, который извлекает закон, регион, категорию, диапазон НМЦК и признак закупки для СМП.</w:t>
-            </w:r>
-          </w:p>
-          <w:p>
-            <w:pPr>
-              <w:spacing w:line="240" w:lineRule="auto"/>
-              <w:jc w:val="left"/>
-            </w:pPr>
-            <w:r>
-              <w:rPr>
-                <w:rFonts w:ascii="Times New Roman" w:cs="Times New Roman" w:eastAsia="Times New Roman" w:hAnsi="Times New Roman"/>
-                <w:b w:val="false"/>
-                <w:bCs w:val="false"/>
-                <w:sz w:val="22"/>
-                <w:szCs w:val="22"/>
-              </w:rPr>
-              <w:t xml:space="preserve">Гипотеза 2: гибридный поиск (лексический и семантический) точнее поиска по ключевым словам. Подтверждена частично: на размеченном наборе из 60 запросов гибридный поиск дал точность на первой позиции 68 % против 65 % у базовой линии BM25 и средний обратный ранг 0,803 против 0,791; преимущество проявляется прежде всего на запросах с синонимами и опечатками.</w:t>
-            </w:r>
-          </w:p>
-          <w:p>
-            <w:pPr>
-              <w:spacing w:line="240" w:lineRule="auto"/>
-              <w:jc w:val="left"/>
-            </w:pPr>
-            <w:r>
-              <w:rPr>
-                <w:rFonts w:ascii="Times New Roman" w:cs="Times New Roman" w:eastAsia="Times New Roman" w:hAnsi="Times New Roman"/>
-                <w:b w:val="false"/>
-                <w:bCs w:val="false"/>
-                <w:sz w:val="22"/>
-                <w:szCs w:val="22"/>
-              </w:rPr>
-              <w:t xml:space="preserve">Гипотеза 3: пользователь не доверяет ответу ассистента без ссылки на первоисточник. Подтверждена: реализован механизм проверяемых ссылок на карточки закупок и автоматический контроль их достоверности.</w:t>
+              <w:t xml:space="preserve">В продукт внесены изменения по итогам проверки гипотез:</w:t>
+            </w:r>
+          </w:p>
+          <w:p>
+            <w:pPr>
+              <w:spacing w:line="240" w:lineRule="auto"/>
+              <w:jc w:val="left"/>
+            </w:pPr>
+            <w:r>
+              <w:rPr>
+                <w:rFonts w:ascii="Times New Roman" w:cs="Times New Roman" w:eastAsia="Times New Roman" w:hAnsi="Times New Roman"/>
+                <w:b w:val="false"/>
+                <w:bCs w:val="false"/>
+                <w:sz w:val="22"/>
+                <w:szCs w:val="22"/>
+              </w:rPr>
+              <w:t xml:space="preserve">1) добавлена строка распознанных условий отбора под поисковым запросом — пользователь видит, как система поняла запрос, и может поправить условие вручную, не переформулируя фразу;</w:t>
+            </w:r>
+          </w:p>
+          <w:p>
+            <w:pPr>
+              <w:spacing w:line="240" w:lineRule="auto"/>
+              <w:jc w:val="left"/>
+            </w:pPr>
+            <w:r>
+              <w:rPr>
+                <w:rFonts w:ascii="Times New Roman" w:cs="Times New Roman" w:eastAsia="Times New Roman" w:hAnsi="Times New Roman"/>
+                <w:b w:val="false"/>
+                <w:bCs w:val="false"/>
+                <w:sz w:val="22"/>
+                <w:szCs w:val="22"/>
+              </w:rPr>
+              <w:t xml:space="preserve">2) под каждым результатом выдачи выводятся причины его включения в подборку, что делает выдачу объяснимой;</w:t>
+            </w:r>
+          </w:p>
+          <w:p>
+            <w:pPr>
+              <w:spacing w:line="240" w:lineRule="auto"/>
+              <w:jc w:val="left"/>
+            </w:pPr>
+            <w:r>
+              <w:rPr>
+                <w:rFonts w:ascii="Times New Roman" w:cs="Times New Roman" w:eastAsia="Times New Roman" w:hAnsi="Times New Roman"/>
+                <w:b w:val="false"/>
+                <w:bCs w:val="false"/>
+                <w:sz w:val="22"/>
+                <w:szCs w:val="22"/>
+              </w:rPr>
+              <w:t xml:space="preserve">3) ответы ассистента снабжены ссылками на конкретные разделы карточек закупок с автоматической проверкой достоверности ссылок;</w:t>
+            </w:r>
+          </w:p>
+          <w:p>
+            <w:pPr>
+              <w:spacing w:line="240" w:lineRule="auto"/>
+              <w:jc w:val="left"/>
+            </w:pPr>
+            <w:r>
+              <w:rPr>
+                <w:rFonts w:ascii="Times New Roman" w:cs="Times New Roman" w:eastAsia="Times New Roman" w:hAnsi="Times New Roman"/>
+                <w:b w:val="false"/>
+                <w:bCs w:val="false"/>
+                <w:sz w:val="22"/>
+                <w:szCs w:val="22"/>
+              </w:rPr>
+              <w:t xml:space="preserve">4) по результатам измерений качества поиска изменён алгоритм ранжирования: надбавка за свежесть и статус закупки ограничена, поскольку в исходном варианте она перевешивала релевантность и ухудшала выдачу.</w:t>
+            </w:r>
+          </w:p>
+          <w:p>
+            <w:pPr>
+              <w:spacing w:line="240" w:lineRule="auto"/>
+              <w:jc w:val="left"/>
+            </w:pPr>
+            <w:r>
+              <w:rPr>
+                <w:rFonts w:ascii="Times New Roman" w:cs="Times New Roman" w:eastAsia="Times New Roman" w:hAnsi="Times New Roman"/>
+                <w:b w:val="false"/>
+                <w:bCs w:val="false"/>
+                <w:sz w:val="22"/>
+                <w:szCs w:val="22"/>
+              </w:rPr>
+              <w:t xml:space="preserve">В бизнес-модели уточнена тарифная линейка: введён бессрочный бесплатный тариф как канал привлечения, а цена тарифа Pro установлена ниже цен конкурентов (17,9 тыс. руб. в год против 21–60 тыс. руб. в год).</w:t>
             </w:r>
           </w:p>
         </w:tc>
@@ -2246,7 +2286,7 @@
                 <w:sz w:val="22"/>
                 <w:szCs w:val="22"/>
               </w:rPr>
-              <w:t xml:space="preserve">Внесены изменения в бизнес-модель / продукт после проверки гипотез</w:t>
+              <w:t xml:space="preserve">Осуществлены первые продажи</w:t>
             </w:r>
           </w:p>
         </w:tc>
@@ -2274,7 +2314,7 @@
                 <w:sz w:val="22"/>
                 <w:szCs w:val="22"/>
               </w:rPr>
-              <w:t xml:space="preserve">Да</w:t>
+              <w:t xml:space="preserve">Нет</w:t>
             </w:r>
           </w:p>
         </w:tc>
@@ -2302,87 +2342,7 @@
                 <w:sz w:val="22"/>
                 <w:szCs w:val="22"/>
               </w:rPr>
-              <w:t xml:space="preserve">В продукт внесены изменения по итогам проверки гипотез:</w:t>
-            </w:r>
-          </w:p>
-          <w:p>
-            <w:pPr>
-              <w:spacing w:line="240" w:lineRule="auto"/>
-              <w:jc w:val="left"/>
-            </w:pPr>
-            <w:r>
-              <w:rPr>
-                <w:rFonts w:ascii="Times New Roman" w:cs="Times New Roman" w:eastAsia="Times New Roman" w:hAnsi="Times New Roman"/>
-                <w:b w:val="false"/>
-                <w:bCs w:val="false"/>
-                <w:sz w:val="22"/>
-                <w:szCs w:val="22"/>
-              </w:rPr>
-              <w:t xml:space="preserve">1) добавлена строка распознанных условий отбора под поисковым запросом — пользователь видит, как система поняла запрос, и может поправить условие вручную, не переформулируя фразу;</w:t>
-            </w:r>
-          </w:p>
-          <w:p>
-            <w:pPr>
-              <w:spacing w:line="240" w:lineRule="auto"/>
-              <w:jc w:val="left"/>
-            </w:pPr>
-            <w:r>
-              <w:rPr>
-                <w:rFonts w:ascii="Times New Roman" w:cs="Times New Roman" w:eastAsia="Times New Roman" w:hAnsi="Times New Roman"/>
-                <w:b w:val="false"/>
-                <w:bCs w:val="false"/>
-                <w:sz w:val="22"/>
-                <w:szCs w:val="22"/>
-              </w:rPr>
-              <w:t xml:space="preserve">2) под каждым результатом выдачи выводятся причины его включения в подборку, что делает выдачу объяснимой;</w:t>
-            </w:r>
-          </w:p>
-          <w:p>
-            <w:pPr>
-              <w:spacing w:line="240" w:lineRule="auto"/>
-              <w:jc w:val="left"/>
-            </w:pPr>
-            <w:r>
-              <w:rPr>
-                <w:rFonts w:ascii="Times New Roman" w:cs="Times New Roman" w:eastAsia="Times New Roman" w:hAnsi="Times New Roman"/>
-                <w:b w:val="false"/>
-                <w:bCs w:val="false"/>
-                <w:sz w:val="22"/>
-                <w:szCs w:val="22"/>
-              </w:rPr>
-              <w:t xml:space="preserve">3) ответы ассистента снабжены ссылками на конкретные разделы карточек закупок с автоматической проверкой достоверности ссылок;</w:t>
-            </w:r>
-          </w:p>
-          <w:p>
-            <w:pPr>
-              <w:spacing w:line="240" w:lineRule="auto"/>
-              <w:jc w:val="left"/>
-            </w:pPr>
-            <w:r>
-              <w:rPr>
-                <w:rFonts w:ascii="Times New Roman" w:cs="Times New Roman" w:eastAsia="Times New Roman" w:hAnsi="Times New Roman"/>
-                <w:b w:val="false"/>
-                <w:bCs w:val="false"/>
-                <w:sz w:val="22"/>
-                <w:szCs w:val="22"/>
-              </w:rPr>
-              <w:t xml:space="preserve">4) по результатам измерений качества поиска изменён алгоритм ранжирования: надбавка за свежесть и статус закупки ограничена, поскольку в исходном варианте она перевешивала релевантность и ухудшала выдачу.</w:t>
-            </w:r>
-          </w:p>
-          <w:p>
-            <w:pPr>
-              <w:spacing w:line="240" w:lineRule="auto"/>
-              <w:jc w:val="left"/>
-            </w:pPr>
-            <w:r>
-              <w:rPr>
-                <w:rFonts w:ascii="Times New Roman" w:cs="Times New Roman" w:eastAsia="Times New Roman" w:hAnsi="Times New Roman"/>
-                <w:b w:val="false"/>
-                <w:bCs w:val="false"/>
-                <w:sz w:val="22"/>
-                <w:szCs w:val="22"/>
-              </w:rPr>
-              <w:t xml:space="preserve">В бизнес-модели уточнена тарифная линейка: введён бессрочный бесплатный тариф как канал привлечения, а цена тарифа Pro установлена ниже цен конкурентов (17,9 тыс. руб. в год против 21–60 тыс. руб. в год).</w:t>
+              <w:t xml:space="preserve">Продажи не начинались. Запуск платных тарифов запланирован на II квартал 2027 года — после подключения сервиса к открытым данным единой информационной системы в сфере закупок и проведения пилотных внедрений.</w:t>
             </w:r>
           </w:p>
         </w:tc>
@@ -2440,7 +2400,7 @@
                 <w:sz w:val="22"/>
                 <w:szCs w:val="22"/>
               </w:rPr>
-              <w:t xml:space="preserve">Осуществлены первые продажи</w:t>
+              <w:t xml:space="preserve">Получена выручка предприятия</w:t>
             </w:r>
           </w:p>
         </w:tc>
@@ -2496,121 +2456,7 @@
                 <w:sz w:val="22"/>
                 <w:szCs w:val="22"/>
               </w:rPr>
-              <w:t xml:space="preserve">Продажи не начинались. Запуск платных тарифов запланирован на II квартал 2027 года — после подключения сервиса к открытым данным единой информационной системы в сфере закупок и проведения пилотных внедрений.</w:t>
-            </w:r>
-          </w:p>
-        </w:tc>
-      </w:tr>
-      <w:tr>
-        <w:tc>
-          <w:tcPr>
-            <w:tcW w:type="dxa" w:w="655"/>
-            <w:tcMar>
-              <w:top w:type="dxa" w:w="60"/>
-              <w:left w:type="dxa" w:w="90"/>
-              <w:bottom w:type="dxa" w:w="60"/>
-              <w:right w:type="dxa" w:w="90"/>
-            </w:tcMar>
-            <w:vAlign w:val="top"/>
-          </w:tcPr>
-          <w:p>
-            <w:pPr>
-              <w:spacing w:line="240" w:lineRule="auto"/>
-              <w:jc w:val="center"/>
-            </w:pPr>
-            <w:r>
-              <w:rPr>
-                <w:rFonts w:ascii="Times New Roman" w:cs="Times New Roman" w:eastAsia="Times New Roman" w:hAnsi="Times New Roman"/>
-                <w:b w:val="false"/>
-                <w:bCs w:val="false"/>
-                <w:sz w:val="22"/>
-                <w:szCs w:val="22"/>
-              </w:rPr>
-              <w:t xml:space="preserve">17</w:t>
-            </w:r>
-          </w:p>
-        </w:tc>
-        <w:tc>
-          <w:tcPr>
-            <w:tcW w:type="dxa" w:w="2619"/>
-            <w:tcMar>
-              <w:top w:type="dxa" w:w="60"/>
-              <w:left w:type="dxa" w:w="90"/>
-              <w:bottom w:type="dxa" w:w="60"/>
-              <w:right w:type="dxa" w:w="90"/>
-            </w:tcMar>
-            <w:vAlign w:val="top"/>
-          </w:tcPr>
-          <w:p>
-            <w:pPr>
-              <w:spacing w:line="240" w:lineRule="auto"/>
-              <w:jc w:val="left"/>
-            </w:pPr>
-            <w:r>
-              <w:rPr>
-                <w:rFonts w:ascii="Times New Roman" w:cs="Times New Roman" w:eastAsia="Times New Roman" w:hAnsi="Times New Roman"/>
-                <w:b w:val="false"/>
-                <w:bCs w:val="false"/>
-                <w:sz w:val="22"/>
-                <w:szCs w:val="22"/>
-              </w:rPr>
-              <w:t xml:space="preserve">Получена выручка предприятия</w:t>
-            </w:r>
-          </w:p>
-        </w:tc>
-        <w:tc>
-          <w:tcPr>
-            <w:tcW w:type="dxa" w:w="842"/>
-            <w:tcMar>
-              <w:top w:type="dxa" w:w="60"/>
-              <w:left w:type="dxa" w:w="90"/>
-              <w:bottom w:type="dxa" w:w="60"/>
-              <w:right w:type="dxa" w:w="90"/>
-            </w:tcMar>
-            <w:vAlign w:val="top"/>
-          </w:tcPr>
-          <w:p>
-            <w:pPr>
-              <w:spacing w:line="240" w:lineRule="auto"/>
-              <w:jc w:val="center"/>
-            </w:pPr>
-            <w:r>
-              <w:rPr>
-                <w:rFonts w:ascii="Times New Roman" w:cs="Times New Roman" w:eastAsia="Times New Roman" w:hAnsi="Times New Roman"/>
-                <w:b w:val="false"/>
-                <w:bCs w:val="false"/>
-                <w:sz w:val="22"/>
-                <w:szCs w:val="22"/>
-              </w:rPr>
-              <w:t xml:space="preserve">Нет</w:t>
-            </w:r>
-          </w:p>
-        </w:tc>
-        <w:tc>
-          <w:tcPr>
-            <w:tcW w:type="dxa" w:w="5239"/>
-            <w:tcMar>
-              <w:top w:type="dxa" w:w="60"/>
-              <w:left w:type="dxa" w:w="90"/>
-              <w:bottom w:type="dxa" w:w="60"/>
-              <w:right w:type="dxa" w:w="90"/>
-            </w:tcMar>
-            <w:vAlign w:val="top"/>
-          </w:tcPr>
-          <w:p>
-            <w:pPr>
-              <w:spacing w:line="240" w:lineRule="auto"/>
-              <w:jc w:val="left"/>
-            </w:pPr>
-            <w:r>
-              <w:rPr>
-                <w:rFonts w:ascii="Times New Roman" w:cs="Times New Roman" w:eastAsia="Times New Roman" w:hAnsi="Times New Roman"/>
-                <w:b w:val="false"/>
-                <w:bCs w:val="false"/>
-                <w:sz w:val="22"/>
-                <w:szCs w:val="22"/>
-              </w:rPr>
-              <w:t xml:space="preserve">Выручка не получена: ООО «НейроТендер» создано на завершающем этапе выполнения работ по договору, коммерческая деятельность не велась.</w:t>
+              <w:t xml:space="preserve">Выручка не получена: коммерческая деятельность в отчётном периоде не велась, средства направлялись на разработку прототипа.</w:t>
             </w:r>
           </w:p>
         </w:tc>

--- a/dist/Отчет_о_развитии_проекта_TenderAI.docx
+++ b/dist/Отчет_о_развитии_проекта_TenderAI.docx
@@ -475,7 +475,7 @@
               </w:rPr>
               <w:t xml:space="preserve">Сайт стартап-проекта: </w:t>
             </w:r>
-            <w:hyperlink w:history="1" r:id="rIdbzpyetxbnxl0gf1fsgm69">
+            <w:hyperlink w:history="1" r:id="rIdvqld9vi1qw9jtdqjlyp82">
               <w:r>
                 <w:rPr>
                   <w:rStyle w:val="Hyperlink"/>
@@ -502,7 +502,7 @@
               </w:rPr>
               <w:t xml:space="preserve">Интерактивная демонстрационная версия сервиса: </w:t>
             </w:r>
-            <w:hyperlink w:history="1" r:id="rIdaj3ipq-m2opctjdwfisva">
+            <w:hyperlink w:history="1" r:id="rIds1s3eqnjxban-1jhkzjba">
               <w:r>
                 <w:rPr>
                   <w:rStyle w:val="Hyperlink"/>
@@ -529,7 +529,7 @@
               </w:rPr>
               <w:t xml:space="preserve">Исходный код проекта: </w:t>
             </w:r>
-            <w:hyperlink w:history="1" r:id="rIdky99poab1e5krkkwe2e_s">
+            <w:hyperlink w:history="1" r:id="rIdhqebkfp3pxqd4fnhvxkc0">
               <w:r>
                 <w:rPr>
                   <w:rStyle w:val="Hyperlink"/>
@@ -808,7 +808,7 @@
                 <w:sz w:val="22"/>
                 <w:szCs w:val="22"/>
               </w:rPr>
-              <w:t xml:space="preserve">Организован бухгалтерский учёт</w:t>
+              <w:t xml:space="preserve">Создана команда проекта</w:t>
             </w:r>
           </w:p>
         </w:tc>
@@ -836,7 +836,7 @@
                 <w:sz w:val="22"/>
                 <w:szCs w:val="22"/>
               </w:rPr>
-              <w:t xml:space="preserve">Да</w:t>
+              <w:t xml:space="preserve">Нет</w:t>
             </w:r>
           </w:p>
         </w:tc>
@@ -864,23 +864,23 @@
                 <w:sz w:val="22"/>
                 <w:szCs w:val="22"/>
               </w:rPr>
-              <w:t xml:space="preserve">Способ организации бухгалтерского учёта в ООО «НейроТендер»: ______________________</w:t>
-            </w:r>
-          </w:p>
-          <w:p>
-            <w:pPr>
-              <w:spacing w:line="240" w:lineRule="auto"/>
-              <w:jc w:val="left"/>
-            </w:pPr>
-            <w:r>
-              <w:rPr>
-                <w:rFonts w:ascii="Times New Roman" w:cs="Times New Roman" w:eastAsia="Times New Roman" w:hAnsi="Times New Roman"/>
-                <w:b w:val="false"/>
-                <w:bCs w:val="false"/>
-                <w:sz w:val="22"/>
-                <w:szCs w:val="22"/>
-              </w:rPr>
-              <w:t xml:space="preserve">(указать: аутсорсинг / услуги банка / привлечение специалиста в штат)</w:t>
+              <w:t xml:space="preserve">Команда проекта не сформирована: работы по договору выполнены единолично получателем гранта — Янышевской Кариной Владимировной (постановка задач, разработка прототипа веб-сервиса и RAG-ассистента, тестирование, создание сайта стартап-проекта, взаимодействие с потенциальными пользователями).</w:t>
+            </w:r>
+          </w:p>
+          <w:p>
+            <w:pPr>
+              <w:spacing w:line="240" w:lineRule="auto"/>
+              <w:jc w:val="left"/>
+            </w:pPr>
+            <w:r>
+              <w:rPr>
+                <w:rFonts w:ascii="Times New Roman" w:cs="Times New Roman" w:eastAsia="Times New Roman" w:hAnsi="Times New Roman"/>
+                <w:b w:val="false"/>
+                <w:bCs w:val="false"/>
+                <w:sz w:val="22"/>
+                <w:szCs w:val="22"/>
+              </w:rPr>
+              <w:t xml:space="preserve">К отдельным задачам специалисты привлекались на разовой основе без оформления в штат. Формирование команды (ML-инженер, backend- и frontend-разработчик) запланировано на этап коммерциализации.</w:t>
             </w:r>
           </w:p>
         </w:tc>
@@ -938,7 +938,7 @@
                 <w:sz w:val="22"/>
                 <w:szCs w:val="22"/>
               </w:rPr>
-              <w:t xml:space="preserve">Средства гранта внесены на счёт организации путём внесения вклада в уставный капитал</w:t>
+              <w:t xml:space="preserve">Организован бухгалтерский учёт</w:t>
             </w:r>
           </w:p>
         </w:tc>
@@ -994,23 +994,23 @@
                 <w:sz w:val="22"/>
                 <w:szCs w:val="22"/>
               </w:rPr>
-              <w:t xml:space="preserve">Сумма средств, внесённых в уставный капитал ООО «НейроТендер»: 10 000 (десять тысяч) рублей.</w:t>
-            </w:r>
-          </w:p>
-          <w:p>
-            <w:pPr>
-              <w:spacing w:line="240" w:lineRule="auto"/>
-              <w:jc w:val="left"/>
-            </w:pPr>
-            <w:r>
-              <w:rPr>
-                <w:rFonts w:ascii="Times New Roman" w:cs="Times New Roman" w:eastAsia="Times New Roman" w:hAnsi="Times New Roman"/>
-                <w:b w:val="false"/>
-                <w:bCs w:val="false"/>
-                <w:sz w:val="22"/>
-                <w:szCs w:val="22"/>
-              </w:rPr>
-              <w:t xml:space="preserve">Средства внесены получателем гранта на расчётный счёт организации в качестве оплаты доли в уставном капитале при её создании.</w:t>
+              <w:t xml:space="preserve">Способ организации бухгалтерского учёта в ООО «НейроТендер»: ______________________</w:t>
+            </w:r>
+          </w:p>
+          <w:p>
+            <w:pPr>
+              <w:spacing w:line="240" w:lineRule="auto"/>
+              <w:jc w:val="left"/>
+            </w:pPr>
+            <w:r>
+              <w:rPr>
+                <w:rFonts w:ascii="Times New Roman" w:cs="Times New Roman" w:eastAsia="Times New Roman" w:hAnsi="Times New Roman"/>
+                <w:b w:val="false"/>
+                <w:bCs w:val="false"/>
+                <w:sz w:val="22"/>
+                <w:szCs w:val="22"/>
+              </w:rPr>
+              <w:t xml:space="preserve">(указать: аутсорсинг / услуги банка / привлечение специалиста в штат)</w:t>
             </w:r>
           </w:p>
         </w:tc>
@@ -1068,7 +1068,7 @@
                 <w:sz w:val="22"/>
                 <w:szCs w:val="22"/>
               </w:rPr>
-              <w:t xml:space="preserve">Средства гранта внесены на счёт организации путём внесения безвозмездной помощи</w:t>
+              <w:t xml:space="preserve">Средства гранта внесены на счёт организации путём внесения вклада в уставный капитал</w:t>
             </w:r>
           </w:p>
         </w:tc>
@@ -1124,39 +1124,23 @@
                 <w:sz w:val="22"/>
                 <w:szCs w:val="22"/>
               </w:rPr>
-              <w:t xml:space="preserve">Сумма средств, внесённых в качестве безвозмездной помощи: 990 000 (девятьсот девяносто тысяч) рублей.</w:t>
-            </w:r>
-          </w:p>
-          <w:p>
-            <w:pPr>
-              <w:spacing w:line="240" w:lineRule="auto"/>
-              <w:jc w:val="left"/>
-            </w:pPr>
-            <w:r>
-              <w:rPr>
-                <w:rFonts w:ascii="Times New Roman" w:cs="Times New Roman" w:eastAsia="Times New Roman" w:hAnsi="Times New Roman"/>
-                <w:b w:val="false"/>
-                <w:bCs w:val="false"/>
-                <w:sz w:val="22"/>
-                <w:szCs w:val="22"/>
-              </w:rPr>
-              <w:t xml:space="preserve">Средства перечислены получателем гранта на расчётный счёт ООО «НейроТендер» безвозмездно и израсходованы на цели, предусмотренные сметой расходов по договору о предоставлении гранта.</w:t>
-            </w:r>
-          </w:p>
-          <w:p>
-            <w:pPr>
-              <w:spacing w:line="240" w:lineRule="auto"/>
-              <w:jc w:val="left"/>
-            </w:pPr>
-            <w:r>
-              <w:rPr>
-                <w:rFonts w:ascii="Times New Roman" w:cs="Times New Roman" w:eastAsia="Times New Roman" w:hAnsi="Times New Roman"/>
-                <w:b w:val="false"/>
-                <w:bCs w:val="false"/>
-                <w:sz w:val="22"/>
-                <w:szCs w:val="22"/>
-              </w:rPr>
-              <w:t xml:space="preserve">Общая сумма средств гранта, внесённых на счёт организации: 1 000 000 (один миллион) рублей.</w:t>
+              <w:t xml:space="preserve">Сумма средств, внесённых в уставный капитал ООО «НейроТендер»: 10 000 (десять тысяч) рублей.</w:t>
+            </w:r>
+          </w:p>
+          <w:p>
+            <w:pPr>
+              <w:spacing w:line="240" w:lineRule="auto"/>
+              <w:jc w:val="left"/>
+            </w:pPr>
+            <w:r>
+              <w:rPr>
+                <w:rFonts w:ascii="Times New Roman" w:cs="Times New Roman" w:eastAsia="Times New Roman" w:hAnsi="Times New Roman"/>
+                <w:b w:val="false"/>
+                <w:bCs w:val="false"/>
+                <w:sz w:val="22"/>
+                <w:szCs w:val="22"/>
+              </w:rPr>
+              <w:t xml:space="preserve">Средства внесены получателем гранта на расчётный счёт организации в качестве оплаты доли в уставном капитале при её создании.</w:t>
             </w:r>
           </w:p>
         </w:tc>
@@ -1214,7 +1198,7 @@
                 <w:sz w:val="22"/>
                 <w:szCs w:val="22"/>
               </w:rPr>
-              <w:t xml:space="preserve">Получена печать организации</w:t>
+              <w:t xml:space="preserve">Средства гранта внесены на счёт организации путём внесения безвозмездной помощи</w:t>
             </w:r>
           </w:p>
         </w:tc>
@@ -1242,7 +1226,7 @@
                 <w:sz w:val="22"/>
                 <w:szCs w:val="22"/>
               </w:rPr>
-              <w:t xml:space="preserve">Нет</w:t>
+              <w:t xml:space="preserve">Да</w:t>
             </w:r>
           </w:p>
         </w:tc>
@@ -1270,7 +1254,39 @@
                 <w:sz w:val="22"/>
                 <w:szCs w:val="22"/>
               </w:rPr>
-              <w:t xml:space="preserve">Печать организации не изготавливалась. В соответствии с Федеральным законом от 08.02.1998 № 14-ФЗ наличие печати не является обязательным; документы подписываются генеральным директором, при необходимости применяется усиленная квалифицированная электронная подпись.</w:t>
+              <w:t xml:space="preserve">Сумма средств, внесённых в качестве безвозмездной помощи: 990 000 (девятьсот девяносто тысяч) рублей.</w:t>
+            </w:r>
+          </w:p>
+          <w:p>
+            <w:pPr>
+              <w:spacing w:line="240" w:lineRule="auto"/>
+              <w:jc w:val="left"/>
+            </w:pPr>
+            <w:r>
+              <w:rPr>
+                <w:rFonts w:ascii="Times New Roman" w:cs="Times New Roman" w:eastAsia="Times New Roman" w:hAnsi="Times New Roman"/>
+                <w:b w:val="false"/>
+                <w:bCs w:val="false"/>
+                <w:sz w:val="22"/>
+                <w:szCs w:val="22"/>
+              </w:rPr>
+              <w:t xml:space="preserve">Средства перечислены получателем гранта на расчётный счёт ООО «НейроТендер» безвозмездно и израсходованы на цели, предусмотренные сметой расходов по договору о предоставлении гранта.</w:t>
+            </w:r>
+          </w:p>
+          <w:p>
+            <w:pPr>
+              <w:spacing w:line="240" w:lineRule="auto"/>
+              <w:jc w:val="left"/>
+            </w:pPr>
+            <w:r>
+              <w:rPr>
+                <w:rFonts w:ascii="Times New Roman" w:cs="Times New Roman" w:eastAsia="Times New Roman" w:hAnsi="Times New Roman"/>
+                <w:b w:val="false"/>
+                <w:bCs w:val="false"/>
+                <w:sz w:val="22"/>
+                <w:szCs w:val="22"/>
+              </w:rPr>
+              <w:t xml:space="preserve">Общая сумма средств гранта, внесённых на счёт организации: 1 000 000 (один миллион) рублей.</w:t>
             </w:r>
           </w:p>
         </w:tc>
@@ -1328,7 +1344,7 @@
                 <w:sz w:val="22"/>
                 <w:szCs w:val="22"/>
               </w:rPr>
-              <w:t xml:space="preserve">Подана заявка на регистрацию прав на результат интеллектуальной деятельности</w:t>
+              <w:t xml:space="preserve">Получена печать организации</w:t>
             </w:r>
           </w:p>
         </w:tc>
@@ -1384,23 +1400,7 @@
                 <w:sz w:val="22"/>
                 <w:szCs w:val="22"/>
               </w:rPr>
-              <w:t xml:space="preserve">Заявка на государственную регистрацию программы для ЭВМ «TenderAI» в Роспатенте запланирована к подаче в IV квартале 2026 года — после завершения работ по договору и фиксации итоговой версии исходного кода.</w:t>
-            </w:r>
-          </w:p>
-          <w:p>
-            <w:pPr>
-              <w:spacing w:line="240" w:lineRule="auto"/>
-              <w:jc w:val="left"/>
-            </w:pPr>
-            <w:r>
-              <w:rPr>
-                <w:rFonts w:ascii="Times New Roman" w:cs="Times New Roman" w:eastAsia="Times New Roman" w:hAnsi="Times New Roman"/>
-                <w:b w:val="false"/>
-                <w:bCs w:val="false"/>
-                <w:sz w:val="22"/>
-                <w:szCs w:val="22"/>
-              </w:rPr>
-              <w:t xml:space="preserve">Исходный код проекта размещён в публичном репозитории с указанием авторства, что фиксирует приоритет создания произведения.</w:t>
+              <w:t xml:space="preserve">Печать организации не изготавливалась. В соответствии с Федеральным законом от 08.02.1998 № 14-ФЗ наличие печати не является обязательным; документы подписываются генеральным директором, при необходимости применяется усиленная квалифицированная электронная подпись.</w:t>
             </w:r>
           </w:p>
         </w:tc>
@@ -1458,7 +1458,7 @@
                 <w:sz w:val="22"/>
                 <w:szCs w:val="22"/>
               </w:rPr>
-              <w:t xml:space="preserve">Пройдена акселерационная программа</w:t>
+              <w:t xml:space="preserve">Подана заявка на регистрацию прав на результат интеллектуальной деятельности</w:t>
             </w:r>
           </w:p>
         </w:tc>
@@ -1514,7 +1514,23 @@
                 <w:sz w:val="22"/>
                 <w:szCs w:val="22"/>
               </w:rPr>
-              <w:t xml:space="preserve">Участие в акселерационной программе на отчётном этапе не осуществлялось. Прохождение акселерационной программы рассматривается на этапе подготовки к коммерциализации.</w:t>
+              <w:t xml:space="preserve">Заявка на государственную регистрацию программы для ЭВМ «TenderAI» в Роспатенте запланирована к подаче в IV квартале 2026 года — после завершения работ по договору и фиксации итоговой версии исходного кода.</w:t>
+            </w:r>
+          </w:p>
+          <w:p>
+            <w:pPr>
+              <w:spacing w:line="240" w:lineRule="auto"/>
+              <w:jc w:val="left"/>
+            </w:pPr>
+            <w:r>
+              <w:rPr>
+                <w:rFonts w:ascii="Times New Roman" w:cs="Times New Roman" w:eastAsia="Times New Roman" w:hAnsi="Times New Roman"/>
+                <w:b w:val="false"/>
+                <w:bCs w:val="false"/>
+                <w:sz w:val="22"/>
+                <w:szCs w:val="22"/>
+              </w:rPr>
+              <w:t xml:space="preserve">Исходный код проекта размещён в публичном репозитории с указанием авторства, что фиксирует приоритет создания произведения.</w:t>
             </w:r>
           </w:p>
         </w:tc>
@@ -1572,7 +1588,7 @@
                 <w:sz w:val="22"/>
                 <w:szCs w:val="22"/>
               </w:rPr>
-              <w:t xml:space="preserve">Осуществлена защита выпускной квалификационной работы в формате проекта</w:t>
+              <w:t xml:space="preserve">Пройдена акселерационная программа</w:t>
             </w:r>
           </w:p>
         </w:tc>
@@ -1628,7 +1644,7 @@
                 <w:sz w:val="22"/>
                 <w:szCs w:val="22"/>
               </w:rPr>
-              <w:t xml:space="preserve">На отчётном этапе защита выпускной квалификационной работы в формате стартап-проекта не проводилась.</w:t>
+              <w:t xml:space="preserve">Участие в акселерационной программе на отчётном этапе не осуществлялось. Прохождение акселерационной программы рассматривается на этапе подготовки к коммерциализации.</w:t>
             </w:r>
           </w:p>
         </w:tc>
@@ -1686,7 +1702,7 @@
                 <w:sz w:val="22"/>
                 <w:szCs w:val="22"/>
               </w:rPr>
-              <w:t xml:space="preserve">Пройдена образовательная программа для развития предпринимательских или иных компетенций команды</w:t>
+              <w:t xml:space="preserve">Осуществлена защита выпускной квалификационной работы в формате проекта</w:t>
             </w:r>
           </w:p>
         </w:tc>
@@ -1742,7 +1758,7 @@
                 <w:sz w:val="22"/>
                 <w:szCs w:val="22"/>
               </w:rPr>
-              <w:t xml:space="preserve">Отдельная образовательная программа не проходилась. Развитие компетенций осуществлялось в рамках практической работы над проектом и консультаций в центре технологического предпринимательства образовательной организации.</w:t>
+              <w:t xml:space="preserve">На отчётном этапе защита выпускной квалификационной работы в формате стартап-проекта не проводилась.</w:t>
             </w:r>
           </w:p>
         </w:tc>
@@ -1800,7 +1816,7 @@
                 <w:sz w:val="22"/>
                 <w:szCs w:val="22"/>
               </w:rPr>
-              <w:t xml:space="preserve">Проведён customer development</w:t>
+              <w:t xml:space="preserve">Пройдена образовательная программа для развития предпринимательских или иных компетенций команды</w:t>
             </w:r>
           </w:p>
         </w:tc>
@@ -1828,7 +1844,7 @@
                 <w:sz w:val="22"/>
                 <w:szCs w:val="22"/>
               </w:rPr>
-              <w:t xml:space="preserve">Да</w:t>
+              <w:t xml:space="preserve">Нет</w:t>
             </w:r>
           </w:p>
         </w:tc>
@@ -1856,39 +1872,7 @@
                 <w:sz w:val="22"/>
                 <w:szCs w:val="22"/>
               </w:rPr>
-              <w:t xml:space="preserve">Проведены проблемные интервью с представителями целевых сегментов: предприятия малого и среднего предпринимательства — участники закупок без выделенного тендерного подразделения, а также тендерные специалисты, ведущие поиск закупок для нескольких организаций.</w:t>
-            </w:r>
-          </w:p>
-          <w:p>
-            <w:pPr>
-              <w:spacing w:line="240" w:lineRule="auto"/>
-              <w:jc w:val="left"/>
-            </w:pPr>
-            <w:r>
-              <w:rPr>
-                <w:rFonts w:ascii="Times New Roman" w:cs="Times New Roman" w:eastAsia="Times New Roman" w:hAnsi="Times New Roman"/>
-                <w:b w:val="false"/>
-                <w:bCs w:val="false"/>
-                <w:sz w:val="22"/>
-                <w:szCs w:val="22"/>
-              </w:rPr>
-              <w:t xml:space="preserve">Выявленные проблемы: поиск на существующих площадках требует знания терминологии заказчика и кодов ОКПД2; формулировки предмета закупки расходятся с тем, как поставщик описывает свою продукцию, из-за чего часть подходящих закупок не обнаруживается; для оценки применимости закупки приходится открывать извещение и приложения к нему; ежедневный мониторинг занимает несколько часов в неделю.</w:t>
-            </w:r>
-          </w:p>
-          <w:p>
-            <w:pPr>
-              <w:spacing w:line="240" w:lineRule="auto"/>
-              <w:jc w:val="left"/>
-            </w:pPr>
-            <w:r>
-              <w:rPr>
-                <w:rFonts w:ascii="Times New Roman" w:cs="Times New Roman" w:eastAsia="Times New Roman" w:hAnsi="Times New Roman"/>
-                <w:b w:val="false"/>
-                <w:bCs w:val="false"/>
-                <w:sz w:val="22"/>
-                <w:szCs w:val="22"/>
-              </w:rPr>
-              <w:t xml:space="preserve">Количество проведённых интервью: ______</w:t>
+              <w:t xml:space="preserve">Отдельная образовательная программа не проходилась. Развитие компетенций осуществлялось в рамках практической работы над проектом и консультаций в центре технологического предпринимательства образовательной организации.</w:t>
             </w:r>
           </w:p>
         </w:tc>
@@ -1946,7 +1930,7 @@
                 <w:sz w:val="22"/>
                 <w:szCs w:val="22"/>
               </w:rPr>
-              <w:t xml:space="preserve">Осуществлена проверка гипотез</w:t>
+              <w:t xml:space="preserve">Проведён customer development</w:t>
             </w:r>
           </w:p>
         </w:tc>
@@ -2002,39 +1986,39 @@
                 <w:sz w:val="22"/>
                 <w:szCs w:val="22"/>
               </w:rPr>
-              <w:t xml:space="preserve">Гипотеза 1: пользователю удобнее формулировать запрос обычными словами, чем подбирать ключевые слова и коды классификатора. Подтверждена: реализован разбор естественно-языкового запроса, который извлекает закон, регион, категорию, диапазон НМЦК и признак закупки для СМП.</w:t>
-            </w:r>
-          </w:p>
-          <w:p>
-            <w:pPr>
-              <w:spacing w:line="240" w:lineRule="auto"/>
-              <w:jc w:val="left"/>
-            </w:pPr>
-            <w:r>
-              <w:rPr>
-                <w:rFonts w:ascii="Times New Roman" w:cs="Times New Roman" w:eastAsia="Times New Roman" w:hAnsi="Times New Roman"/>
-                <w:b w:val="false"/>
-                <w:bCs w:val="false"/>
-                <w:sz w:val="22"/>
-                <w:szCs w:val="22"/>
-              </w:rPr>
-              <w:t xml:space="preserve">Гипотеза 2: гибридный поиск (лексический и семантический) точнее поиска по ключевым словам. Подтверждена частично: на размеченном наборе из 60 запросов гибридный поиск дал точность на первой позиции 68 % против 65 % у базовой линии BM25 и средний обратный ранг 0,803 против 0,791; преимущество проявляется прежде всего на запросах с синонимами и опечатками.</w:t>
-            </w:r>
-          </w:p>
-          <w:p>
-            <w:pPr>
-              <w:spacing w:line="240" w:lineRule="auto"/>
-              <w:jc w:val="left"/>
-            </w:pPr>
-            <w:r>
-              <w:rPr>
-                <w:rFonts w:ascii="Times New Roman" w:cs="Times New Roman" w:eastAsia="Times New Roman" w:hAnsi="Times New Roman"/>
-                <w:b w:val="false"/>
-                <w:bCs w:val="false"/>
-                <w:sz w:val="22"/>
-                <w:szCs w:val="22"/>
-              </w:rPr>
-              <w:t xml:space="preserve">Гипотеза 3: пользователь не доверяет ответу ассистента без ссылки на первоисточник. Подтверждена: реализован механизм проверяемых ссылок на карточки закупок и автоматический контроль их достоверности.</w:t>
+              <w:t xml:space="preserve">Проведены проблемные интервью с представителями целевых сегментов: предприятия малого и среднего предпринимательства — участники закупок без выделенного тендерного подразделения, а также тендерные специалисты, ведущие поиск закупок для нескольких организаций.</w:t>
+            </w:r>
+          </w:p>
+          <w:p>
+            <w:pPr>
+              <w:spacing w:line="240" w:lineRule="auto"/>
+              <w:jc w:val="left"/>
+            </w:pPr>
+            <w:r>
+              <w:rPr>
+                <w:rFonts w:ascii="Times New Roman" w:cs="Times New Roman" w:eastAsia="Times New Roman" w:hAnsi="Times New Roman"/>
+                <w:b w:val="false"/>
+                <w:bCs w:val="false"/>
+                <w:sz w:val="22"/>
+                <w:szCs w:val="22"/>
+              </w:rPr>
+              <w:t xml:space="preserve">Выявленные проблемы: поиск на существующих площадках требует знания терминологии заказчика и кодов ОКПД2; формулировки предмета закупки расходятся с тем, как поставщик описывает свою продукцию, из-за чего часть подходящих закупок не обнаруживается; для оценки применимости закупки приходится открывать извещение и приложения к нему; ежедневный мониторинг занимает несколько часов в неделю.</w:t>
+            </w:r>
+          </w:p>
+          <w:p>
+            <w:pPr>
+              <w:spacing w:line="240" w:lineRule="auto"/>
+              <w:jc w:val="left"/>
+            </w:pPr>
+            <w:r>
+              <w:rPr>
+                <w:rFonts w:ascii="Times New Roman" w:cs="Times New Roman" w:eastAsia="Times New Roman" w:hAnsi="Times New Roman"/>
+                <w:b w:val="false"/>
+                <w:bCs w:val="false"/>
+                <w:sz w:val="22"/>
+                <w:szCs w:val="22"/>
+              </w:rPr>
+              <w:t xml:space="preserve">Количество проведённых интервью: ______</w:t>
             </w:r>
           </w:p>
         </w:tc>
@@ -2092,7 +2076,7 @@
                 <w:sz w:val="22"/>
                 <w:szCs w:val="22"/>
               </w:rPr>
-              <w:t xml:space="preserve">Внесены изменения в бизнес-модель / продукт после проверки гипотез</w:t>
+              <w:t xml:space="preserve">Осуществлена проверка гипотез</w:t>
             </w:r>
           </w:p>
         </w:tc>
@@ -2148,87 +2132,39 @@
                 <w:sz w:val="22"/>
                 <w:szCs w:val="22"/>
               </w:rPr>
-              <w:t xml:space="preserve">В продукт внесены изменения по итогам проверки гипотез:</w:t>
-            </w:r>
-          </w:p>
-          <w:p>
-            <w:pPr>
-              <w:spacing w:line="240" w:lineRule="auto"/>
-              <w:jc w:val="left"/>
-            </w:pPr>
-            <w:r>
-              <w:rPr>
-                <w:rFonts w:ascii="Times New Roman" w:cs="Times New Roman" w:eastAsia="Times New Roman" w:hAnsi="Times New Roman"/>
-                <w:b w:val="false"/>
-                <w:bCs w:val="false"/>
-                <w:sz w:val="22"/>
-                <w:szCs w:val="22"/>
-              </w:rPr>
-              <w:t xml:space="preserve">1) добавлена строка распознанных условий отбора под поисковым запросом — пользователь видит, как система поняла запрос, и может поправить условие вручную, не переформулируя фразу;</w:t>
-            </w:r>
-          </w:p>
-          <w:p>
-            <w:pPr>
-              <w:spacing w:line="240" w:lineRule="auto"/>
-              <w:jc w:val="left"/>
-            </w:pPr>
-            <w:r>
-              <w:rPr>
-                <w:rFonts w:ascii="Times New Roman" w:cs="Times New Roman" w:eastAsia="Times New Roman" w:hAnsi="Times New Roman"/>
-                <w:b w:val="false"/>
-                <w:bCs w:val="false"/>
-                <w:sz w:val="22"/>
-                <w:szCs w:val="22"/>
-              </w:rPr>
-              <w:t xml:space="preserve">2) под каждым результатом выдачи выводятся причины его включения в подборку, что делает выдачу объяснимой;</w:t>
-            </w:r>
-          </w:p>
-          <w:p>
-            <w:pPr>
-              <w:spacing w:line="240" w:lineRule="auto"/>
-              <w:jc w:val="left"/>
-            </w:pPr>
-            <w:r>
-              <w:rPr>
-                <w:rFonts w:ascii="Times New Roman" w:cs="Times New Roman" w:eastAsia="Times New Roman" w:hAnsi="Times New Roman"/>
-                <w:b w:val="false"/>
-                <w:bCs w:val="false"/>
-                <w:sz w:val="22"/>
-                <w:szCs w:val="22"/>
-              </w:rPr>
-              <w:t xml:space="preserve">3) ответы ассистента снабжены ссылками на конкретные разделы карточек закупок с автоматической проверкой достоверности ссылок;</w:t>
-            </w:r>
-          </w:p>
-          <w:p>
-            <w:pPr>
-              <w:spacing w:line="240" w:lineRule="auto"/>
-              <w:jc w:val="left"/>
-            </w:pPr>
-            <w:r>
-              <w:rPr>
-                <w:rFonts w:ascii="Times New Roman" w:cs="Times New Roman" w:eastAsia="Times New Roman" w:hAnsi="Times New Roman"/>
-                <w:b w:val="false"/>
-                <w:bCs w:val="false"/>
-                <w:sz w:val="22"/>
-                <w:szCs w:val="22"/>
-              </w:rPr>
-              <w:t xml:space="preserve">4) по результатам измерений качества поиска изменён алгоритм ранжирования: надбавка за свежесть и статус закупки ограничена, поскольку в исходном варианте она перевешивала релевантность и ухудшала выдачу.</w:t>
-            </w:r>
-          </w:p>
-          <w:p>
-            <w:pPr>
-              <w:spacing w:line="240" w:lineRule="auto"/>
-              <w:jc w:val="left"/>
-            </w:pPr>
-            <w:r>
-              <w:rPr>
-                <w:rFonts w:ascii="Times New Roman" w:cs="Times New Roman" w:eastAsia="Times New Roman" w:hAnsi="Times New Roman"/>
-                <w:b w:val="false"/>
-                <w:bCs w:val="false"/>
-                <w:sz w:val="22"/>
-                <w:szCs w:val="22"/>
-              </w:rPr>
-              <w:t xml:space="preserve">В бизнес-модели уточнена тарифная линейка: введён бессрочный бесплатный тариф как канал привлечения, а цена тарифа Pro установлена ниже цен конкурентов (17,9 тыс. руб. в год против 21–60 тыс. руб. в год).</w:t>
+              <w:t xml:space="preserve">Гипотеза 1: пользователю удобнее формулировать запрос обычными словами, чем подбирать ключевые слова и коды классификатора. Подтверждена: реализован разбор естественно-языкового запроса, который извлекает закон, регион, категорию, диапазон НМЦК и признак закупки для СМП.</w:t>
+            </w:r>
+          </w:p>
+          <w:p>
+            <w:pPr>
+              <w:spacing w:line="240" w:lineRule="auto"/>
+              <w:jc w:val="left"/>
+            </w:pPr>
+            <w:r>
+              <w:rPr>
+                <w:rFonts w:ascii="Times New Roman" w:cs="Times New Roman" w:eastAsia="Times New Roman" w:hAnsi="Times New Roman"/>
+                <w:b w:val="false"/>
+                <w:bCs w:val="false"/>
+                <w:sz w:val="22"/>
+                <w:szCs w:val="22"/>
+              </w:rPr>
+              <w:t xml:space="preserve">Гипотеза 2: гибридный поиск (лексический и семантический) точнее поиска по ключевым словам. Подтверждена частично: на размеченном наборе из 60 запросов гибридный поиск дал точность на первой позиции 68 % против 65 % у базовой линии BM25 и средний обратный ранг 0,803 против 0,791; преимущество проявляется прежде всего на запросах с синонимами и опечатками.</w:t>
+            </w:r>
+          </w:p>
+          <w:p>
+            <w:pPr>
+              <w:spacing w:line="240" w:lineRule="auto"/>
+              <w:jc w:val="left"/>
+            </w:pPr>
+            <w:r>
+              <w:rPr>
+                <w:rFonts w:ascii="Times New Roman" w:cs="Times New Roman" w:eastAsia="Times New Roman" w:hAnsi="Times New Roman"/>
+                <w:b w:val="false"/>
+                <w:bCs w:val="false"/>
+                <w:sz w:val="22"/>
+                <w:szCs w:val="22"/>
+              </w:rPr>
+              <w:t xml:space="preserve">Гипотеза 3: пользователь не доверяет ответу ассистента без ссылки на первоисточник. Подтверждена: реализован механизм проверяемых ссылок на карточки закупок и автоматический контроль их достоверности.</w:t>
             </w:r>
           </w:p>
         </w:tc>
@@ -2286,7 +2222,7 @@
                 <w:sz w:val="22"/>
                 <w:szCs w:val="22"/>
               </w:rPr>
-              <w:t xml:space="preserve">Осуществлены первые продажи</w:t>
+              <w:t xml:space="preserve">Внесены изменения в бизнес-модель / продукт после проверки гипотез</w:t>
             </w:r>
           </w:p>
         </w:tc>
@@ -2314,7 +2250,7 @@
                 <w:sz w:val="22"/>
                 <w:szCs w:val="22"/>
               </w:rPr>
-              <w:t xml:space="preserve">Нет</w:t>
+              <w:t xml:space="preserve">Да</w:t>
             </w:r>
           </w:p>
         </w:tc>
@@ -2342,7 +2278,87 @@
                 <w:sz w:val="22"/>
                 <w:szCs w:val="22"/>
               </w:rPr>
-              <w:t xml:space="preserve">Продажи не начинались. Запуск платных тарифов запланирован на II квартал 2027 года — после подключения сервиса к открытым данным единой информационной системы в сфере закупок и проведения пилотных внедрений.</w:t>
+              <w:t xml:space="preserve">В продукт внесены изменения по итогам проверки гипотез:</w:t>
+            </w:r>
+          </w:p>
+          <w:p>
+            <w:pPr>
+              <w:spacing w:line="240" w:lineRule="auto"/>
+              <w:jc w:val="left"/>
+            </w:pPr>
+            <w:r>
+              <w:rPr>
+                <w:rFonts w:ascii="Times New Roman" w:cs="Times New Roman" w:eastAsia="Times New Roman" w:hAnsi="Times New Roman"/>
+                <w:b w:val="false"/>
+                <w:bCs w:val="false"/>
+                <w:sz w:val="22"/>
+                <w:szCs w:val="22"/>
+              </w:rPr>
+              <w:t xml:space="preserve">1) добавлена строка распознанных условий отбора под поисковым запросом — пользователь видит, как система поняла запрос, и может поправить условие вручную, не переформулируя фразу;</w:t>
+            </w:r>
+          </w:p>
+          <w:p>
+            <w:pPr>
+              <w:spacing w:line="240" w:lineRule="auto"/>
+              <w:jc w:val="left"/>
+            </w:pPr>
+            <w:r>
+              <w:rPr>
+                <w:rFonts w:ascii="Times New Roman" w:cs="Times New Roman" w:eastAsia="Times New Roman" w:hAnsi="Times New Roman"/>
+                <w:b w:val="false"/>
+                <w:bCs w:val="false"/>
+                <w:sz w:val="22"/>
+                <w:szCs w:val="22"/>
+              </w:rPr>
+              <w:t xml:space="preserve">2) под каждым результатом выдачи выводятся причины его включения в подборку, что делает выдачу объяснимой;</w:t>
+            </w:r>
+          </w:p>
+          <w:p>
+            <w:pPr>
+              <w:spacing w:line="240" w:lineRule="auto"/>
+              <w:jc w:val="left"/>
+            </w:pPr>
+            <w:r>
+              <w:rPr>
+                <w:rFonts w:ascii="Times New Roman" w:cs="Times New Roman" w:eastAsia="Times New Roman" w:hAnsi="Times New Roman"/>
+                <w:b w:val="false"/>
+                <w:bCs w:val="false"/>
+                <w:sz w:val="22"/>
+                <w:szCs w:val="22"/>
+              </w:rPr>
+              <w:t xml:space="preserve">3) ответы ассистента снабжены ссылками на конкретные разделы карточек закупок с автоматической проверкой достоверности ссылок;</w:t>
+            </w:r>
+          </w:p>
+          <w:p>
+            <w:pPr>
+              <w:spacing w:line="240" w:lineRule="auto"/>
+              <w:jc w:val="left"/>
+            </w:pPr>
+            <w:r>
+              <w:rPr>
+                <w:rFonts w:ascii="Times New Roman" w:cs="Times New Roman" w:eastAsia="Times New Roman" w:hAnsi="Times New Roman"/>
+                <w:b w:val="false"/>
+                <w:bCs w:val="false"/>
+                <w:sz w:val="22"/>
+                <w:szCs w:val="22"/>
+              </w:rPr>
+              <w:t xml:space="preserve">4) по результатам измерений качества поиска изменён алгоритм ранжирования: надбавка за свежесть и статус закупки ограничена, поскольку в исходном варианте она перевешивала релевантность и ухудшала выдачу.</w:t>
+            </w:r>
+          </w:p>
+          <w:p>
+            <w:pPr>
+              <w:spacing w:line="240" w:lineRule="auto"/>
+              <w:jc w:val="left"/>
+            </w:pPr>
+            <w:r>
+              <w:rPr>
+                <w:rFonts w:ascii="Times New Roman" w:cs="Times New Roman" w:eastAsia="Times New Roman" w:hAnsi="Times New Roman"/>
+                <w:b w:val="false"/>
+                <w:bCs w:val="false"/>
+                <w:sz w:val="22"/>
+                <w:szCs w:val="22"/>
+              </w:rPr>
+              <w:t xml:space="preserve">В бизнес-модели уточнена тарифная линейка: введён бессрочный бесплатный тариф как канал привлечения, а цена тарифа Pro установлена ниже цен конкурентов (17,9 тыс. руб. в год против 21–60 тыс. руб. в год).</w:t>
             </w:r>
           </w:p>
         </w:tc>
@@ -2373,6 +2389,120 @@
                 <w:szCs w:val="22"/>
               </w:rPr>
               <w:t xml:space="preserve">16</w:t>
+            </w:r>
+          </w:p>
+        </w:tc>
+        <w:tc>
+          <w:tcPr>
+            <w:tcW w:type="dxa" w:w="2619"/>
+            <w:tcMar>
+              <w:top w:type="dxa" w:w="60"/>
+              <w:left w:type="dxa" w:w="90"/>
+              <w:bottom w:type="dxa" w:w="60"/>
+              <w:right w:type="dxa" w:w="90"/>
+            </w:tcMar>
+            <w:vAlign w:val="top"/>
+          </w:tcPr>
+          <w:p>
+            <w:pPr>
+              <w:spacing w:line="240" w:lineRule="auto"/>
+              <w:jc w:val="left"/>
+            </w:pPr>
+            <w:r>
+              <w:rPr>
+                <w:rFonts w:ascii="Times New Roman" w:cs="Times New Roman" w:eastAsia="Times New Roman" w:hAnsi="Times New Roman"/>
+                <w:b w:val="false"/>
+                <w:bCs w:val="false"/>
+                <w:sz w:val="22"/>
+                <w:szCs w:val="22"/>
+              </w:rPr>
+              <w:t xml:space="preserve">Осуществлены первые продажи</w:t>
+            </w:r>
+          </w:p>
+        </w:tc>
+        <w:tc>
+          <w:tcPr>
+            <w:tcW w:type="dxa" w:w="842"/>
+            <w:tcMar>
+              <w:top w:type="dxa" w:w="60"/>
+              <w:left w:type="dxa" w:w="90"/>
+              <w:bottom w:type="dxa" w:w="60"/>
+              <w:right w:type="dxa" w:w="90"/>
+            </w:tcMar>
+            <w:vAlign w:val="top"/>
+          </w:tcPr>
+          <w:p>
+            <w:pPr>
+              <w:spacing w:line="240" w:lineRule="auto"/>
+              <w:jc w:val="center"/>
+            </w:pPr>
+            <w:r>
+              <w:rPr>
+                <w:rFonts w:ascii="Times New Roman" w:cs="Times New Roman" w:eastAsia="Times New Roman" w:hAnsi="Times New Roman"/>
+                <w:b w:val="false"/>
+                <w:bCs w:val="false"/>
+                <w:sz w:val="22"/>
+                <w:szCs w:val="22"/>
+              </w:rPr>
+              <w:t xml:space="preserve">Нет</w:t>
+            </w:r>
+          </w:p>
+        </w:tc>
+        <w:tc>
+          <w:tcPr>
+            <w:tcW w:type="dxa" w:w="5239"/>
+            <w:tcMar>
+              <w:top w:type="dxa" w:w="60"/>
+              <w:left w:type="dxa" w:w="90"/>
+              <w:bottom w:type="dxa" w:w="60"/>
+              <w:right w:type="dxa" w:w="90"/>
+            </w:tcMar>
+            <w:vAlign w:val="top"/>
+          </w:tcPr>
+          <w:p>
+            <w:pPr>
+              <w:spacing w:line="240" w:lineRule="auto"/>
+              <w:jc w:val="left"/>
+            </w:pPr>
+            <w:r>
+              <w:rPr>
+                <w:rFonts w:ascii="Times New Roman" w:cs="Times New Roman" w:eastAsia="Times New Roman" w:hAnsi="Times New Roman"/>
+                <w:b w:val="false"/>
+                <w:bCs w:val="false"/>
+                <w:sz w:val="22"/>
+                <w:szCs w:val="22"/>
+              </w:rPr>
+              <w:t xml:space="preserve">Продажи не начинались. Запуск платных тарифов запланирован на II квартал 2027 года — после подключения сервиса к открытым данным единой информационной системы в сфере закупок и проведения пилотных внедрений.</w:t>
+            </w:r>
+          </w:p>
+        </w:tc>
+      </w:tr>
+      <w:tr>
+        <w:tc>
+          <w:tcPr>
+            <w:tcW w:type="dxa" w:w="655"/>
+            <w:tcMar>
+              <w:top w:type="dxa" w:w="60"/>
+              <w:left w:type="dxa" w:w="90"/>
+              <w:bottom w:type="dxa" w:w="60"/>
+              <w:right w:type="dxa" w:w="90"/>
+            </w:tcMar>
+            <w:vAlign w:val="top"/>
+          </w:tcPr>
+          <w:p>
+            <w:pPr>
+              <w:spacing w:line="240" w:lineRule="auto"/>
+              <w:jc w:val="center"/>
+            </w:pPr>
+            <w:r>
+              <w:rPr>
+                <w:rFonts w:ascii="Times New Roman" w:cs="Times New Roman" w:eastAsia="Times New Roman" w:hAnsi="Times New Roman"/>
+                <w:b w:val="false"/>
+                <w:bCs w:val="false"/>
+                <w:sz w:val="22"/>
+                <w:szCs w:val="22"/>
+              </w:rPr>
+              <w:t xml:space="preserve">17</w:t>
             </w:r>
           </w:p>
         </w:tc>

--- a/dist/Отчет_о_развитии_проекта_TenderAI.docx
+++ b/dist/Отчет_о_развитии_проекта_TenderAI.docx
@@ -475,7 +475,7 @@
               </w:rPr>
               <w:t xml:space="preserve">Сайт стартап-проекта: </w:t>
             </w:r>
-            <w:hyperlink w:history="1" r:id="rIdvqld9vi1qw9jtdqjlyp82">
+            <w:hyperlink w:history="1" r:id="rId87xa9fsczfckwcuiicmjy">
               <w:r>
                 <w:rPr>
                   <w:rStyle w:val="Hyperlink"/>
@@ -502,7 +502,7 @@
               </w:rPr>
               <w:t xml:space="preserve">Интерактивная демонстрационная версия сервиса: </w:t>
             </w:r>
-            <w:hyperlink w:history="1" r:id="rIds1s3eqnjxban-1jhkzjba">
+            <w:hyperlink w:history="1" r:id="rIdggcqovdnczfgwyuumb-gt">
               <w:r>
                 <w:rPr>
                   <w:rStyle w:val="Hyperlink"/>
@@ -529,7 +529,7 @@
               </w:rPr>
               <w:t xml:space="preserve">Исходный код проекта: </w:t>
             </w:r>
-            <w:hyperlink w:history="1" r:id="rIdhqebkfp3pxqd4fnhvxkc0">
+            <w:hyperlink w:history="1" r:id="rId3le6lg2c3pdx3vnpqhdul">
               <w:r>
                 <w:rPr>
                   <w:rStyle w:val="Hyperlink"/>
@@ -542,54 +542,6 @@
                 <w:t xml:space="preserve">https://github.com/fanot/tenderai</w:t>
               </w:r>
             </w:hyperlink>
-          </w:p>
-          <w:p>
-            <w:pPr>
-              <w:spacing w:line="240" w:lineRule="auto"/>
-              <w:jc w:val="left"/>
-            </w:pPr>
-            <w:r>
-              <w:rPr>
-                <w:rFonts w:ascii="Times New Roman" w:cs="Times New Roman" w:eastAsia="Times New Roman" w:hAnsi="Times New Roman"/>
-                <w:b w:val="false"/>
-                <w:bCs w:val="false"/>
-                <w:sz w:val="22"/>
-                <w:szCs w:val="22"/>
-              </w:rPr>
-              <w:t xml:space="preserve">На главной странице размещены сведения о продукте, логотипы Фонда содействия инновациям и мероприятия «Платформа университетского технологического предпринимательства», а также дословная формулировка: «Проект реализован при поддержке Фонда содействия инновациям в рамках программы «Студенческий стартап» мероприятия «Платформа университетского технологического предпринимательства» федерального проекта «Технологии».»</w:t>
-            </w:r>
-          </w:p>
-          <w:p>
-            <w:pPr>
-              <w:spacing w:line="240" w:lineRule="auto"/>
-              <w:jc w:val="left"/>
-            </w:pPr>
-            <w:r>
-              <w:rPr>
-                <w:rFonts w:ascii="Times New Roman" w:cs="Times New Roman" w:eastAsia="Times New Roman" w:hAnsi="Times New Roman"/>
-                <w:b w:val="false"/>
-                <w:bCs w:val="false"/>
-                <w:sz w:val="22"/>
-                <w:szCs w:val="22"/>
-              </w:rPr>
-              <w:t xml:space="preserve">В разделе «Контакты» и в нижнем колонтитуле размещены реквизиты и контактные данные организации: ООО «НейроТендер», ИНН 5406850880, ОГРН 1255400030742, юридический адрес 634061, г. Томск, ул. Красноармейская, д. 55/1, кв. 11, адрес электронной почты и телефон для связи.</w:t>
-            </w:r>
-          </w:p>
-          <w:p>
-            <w:pPr>
-              <w:spacing w:line="240" w:lineRule="auto"/>
-              <w:jc w:val="left"/>
-            </w:pPr>
-            <w:r>
-              <w:rPr>
-                <w:rFonts w:ascii="Times New Roman" w:cs="Times New Roman" w:eastAsia="Times New Roman" w:hAnsi="Times New Roman"/>
-                <w:b w:val="false"/>
-                <w:bCs w:val="false"/>
-                <w:sz w:val="22"/>
-                <w:szCs w:val="22"/>
-              </w:rPr>
-              <w:t xml:space="preserve">Публикация автоматизирована: изменения в репозитории обновляют сайт без ручных операций.</w:t>
-            </w:r>
           </w:p>
         </w:tc>
       </w:tr>

--- a/dist/Отчет_о_развитии_проекта_TenderAI.docx
+++ b/dist/Отчет_о_развитии_проекта_TenderAI.docx
@@ -475,7 +475,7 @@
               </w:rPr>
               <w:t xml:space="preserve">Сайт стартап-проекта: </w:t>
             </w:r>
-            <w:hyperlink w:history="1" r:id="rId87xa9fsczfckwcuiicmjy">
+            <w:hyperlink w:history="1" r:id="rIdts1mfti1wkg5nv4lhu9pp">
               <w:r>
                 <w:rPr>
                   <w:rStyle w:val="Hyperlink"/>
@@ -502,7 +502,7 @@
               </w:rPr>
               <w:t xml:space="preserve">Интерактивная демонстрационная версия сервиса: </w:t>
             </w:r>
-            <w:hyperlink w:history="1" r:id="rIdggcqovdnczfgwyuumb-gt">
+            <w:hyperlink w:history="1" r:id="rIdmdg-t7_y1aobfytvefmr7">
               <w:r>
                 <w:rPr>
                   <w:rStyle w:val="Hyperlink"/>
@@ -529,7 +529,7 @@
               </w:rPr>
               <w:t xml:space="preserve">Исходный код проекта: </w:t>
             </w:r>
-            <w:hyperlink w:history="1" r:id="rId3le6lg2c3pdx3vnpqhdul">
+            <w:hyperlink w:history="1" r:id="rId4wlxrp4vov7s6oxipk_ie">
               <w:r>
                 <w:rPr>
                   <w:rStyle w:val="Hyperlink"/>
@@ -598,7 +598,7 @@
                 <w:sz w:val="22"/>
                 <w:szCs w:val="22"/>
               </w:rPr>
-              <w:t xml:space="preserve">Разработанные в рамках проекта изделие / технология доведены до уровня TRL 1</w:t>
+              <w:t xml:space="preserve">Разработанные в рамках проекта изделие / технология доведены до уровня TRL 3</w:t>
             </w:r>
           </w:p>
         </w:tc>
@@ -626,7 +626,7 @@
                 <w:sz w:val="22"/>
                 <w:szCs w:val="22"/>
               </w:rPr>
-              <w:t xml:space="preserve">Да</w:t>
+              <w:t xml:space="preserve">Нет</w:t>
             </w:r>
           </w:p>
         </w:tc>
@@ -654,39 +654,39 @@
                 <w:sz w:val="22"/>
                 <w:szCs w:val="22"/>
               </w:rPr>
-              <w:t xml:space="preserve">Достигнут уровень технологической готовности TRL 1, предусмотренный заявкой, — сформулированы и обоснованы базовые принципы, положенные в основу технологии.</w:t>
-            </w:r>
-          </w:p>
-          <w:p>
-            <w:pPr>
-              <w:spacing w:line="240" w:lineRule="auto"/>
-              <w:jc w:val="left"/>
-            </w:pPr>
-            <w:r>
-              <w:rPr>
-                <w:rFonts w:ascii="Times New Roman" w:cs="Times New Roman" w:eastAsia="Times New Roman" w:hAnsi="Times New Roman"/>
-                <w:b w:val="false"/>
-                <w:bCs w:val="false"/>
-                <w:sz w:val="22"/>
-                <w:szCs w:val="22"/>
-              </w:rPr>
-              <w:t xml:space="preserve">Определена предметная область — поиск и первичный отбор закупок по 44-ФЗ и 223-ФЗ. Обоснованы принципы: извлечение структурных условий отбора (закон, регион, категория, диапазон НМЦК, признак закупки для СМП) из запроса на естественном языке; объединение лексического поиска на основе функции ранжирования BM25 и семантического поиска по плотным векторным представлениям методом Reciprocal Rank Fusion; формирование ответа исключительно из найденных фрагментов карточек закупок с проверяемыми ссылками на источники и автоматическим контролем их достоверности.</w:t>
-            </w:r>
-          </w:p>
-          <w:p>
-            <w:pPr>
-              <w:spacing w:line="240" w:lineRule="auto"/>
-              <w:jc w:val="left"/>
-            </w:pPr>
-            <w:r>
-              <w:rPr>
-                <w:rFonts w:ascii="Times New Roman" w:cs="Times New Roman" w:eastAsia="Times New Roman" w:hAnsi="Times New Roman"/>
-                <w:b w:val="false"/>
-                <w:bCs w:val="false"/>
-                <w:sz w:val="22"/>
-                <w:szCs w:val="22"/>
-              </w:rPr>
-              <w:t xml:space="preserve">Обоснованность принципов подтверждена экспериментально: перечисленные механизмы реализованы в прототипе веб-сервиса, качество которого измерено на размеченном наборе из 60 запросов и наборе из 70 автоматических тестов (точность на первой позиции 68 %, полнота выдачи Recall@5 — 95 %, средний обратный ранг 0,803, задержка поиска 92 мс по 95-му процентилю, корректность ссылок на источники 100 %).</w:t>
+              <w:t xml:space="preserve">Достигнут уровень технологической готовности TRL 1.</w:t>
+            </w:r>
+          </w:p>
+          <w:p>
+            <w:pPr>
+              <w:spacing w:line="240" w:lineRule="auto"/>
+              <w:jc w:val="left"/>
+            </w:pPr>
+            <w:r>
+              <w:rPr>
+                <w:rFonts w:ascii="Times New Roman" w:cs="Times New Roman" w:eastAsia="Times New Roman" w:hAnsi="Times New Roman"/>
+                <w:b w:val="false"/>
+                <w:bCs w:val="false"/>
+                <w:sz w:val="22"/>
+                <w:szCs w:val="22"/>
+              </w:rPr>
+              <w:t xml:space="preserve">Реализованы и проверены ключевые компоненты технологии: разбор запроса на естественном языке с извлечением условий отбора (закон, регион, категория, диапазон НМЦК, признак закупки для СМП); лексический поиск на основе функции ранжирования BM25; семантический поиск по плотным векторным представлениям; слияние ранжирований методом Reciprocal Rank Fusion; генерация ответа со ссылками на источники и автоматический контроль их достоверности.</w:t>
+            </w:r>
+          </w:p>
+          <w:p>
+            <w:pPr>
+              <w:spacing w:line="240" w:lineRule="auto"/>
+              <w:jc w:val="left"/>
+            </w:pPr>
+            <w:r>
+              <w:rPr>
+                <w:rFonts w:ascii="Times New Roman" w:cs="Times New Roman" w:eastAsia="Times New Roman" w:hAnsi="Times New Roman"/>
+                <w:b w:val="false"/>
+                <w:bCs w:val="false"/>
+                <w:sz w:val="22"/>
+                <w:szCs w:val="22"/>
+              </w:rPr>
+              <w:t xml:space="preserve">Компоненты объединены в работоспособный прототип веб-сервиса, работоспособность которого подтверждена измерениями на размеченном наборе из 60 запросов и набором из 70 автоматических тестов: точность на первой позиции 68 %, полнота выдачи Recall@5 — 95 %, средний обратный ранг 0,803, задержка поиска 92 мс по 95-му процентилю, корректность ссылок на источники 100 %.</w:t>
             </w:r>
           </w:p>
           <w:p>

--- a/dist/Отчет_о_развитии_проекта_TenderAI.docx
+++ b/dist/Отчет_о_развитии_проекта_TenderAI.docx
@@ -475,7 +475,7 @@
               </w:rPr>
               <w:t xml:space="preserve">Сайт стартап-проекта: </w:t>
             </w:r>
-            <w:hyperlink w:history="1" r:id="rIdts1mfti1wkg5nv4lhu9pp">
+            <w:hyperlink w:history="1" r:id="rIdokalucp-tzhusq6ssie6y">
               <w:r>
                 <w:rPr>
                   <w:rStyle w:val="Hyperlink"/>
@@ -502,7 +502,7 @@
               </w:rPr>
               <w:t xml:space="preserve">Интерактивная демонстрационная версия сервиса: </w:t>
             </w:r>
-            <w:hyperlink w:history="1" r:id="rIdmdg-t7_y1aobfytvefmr7">
+            <w:hyperlink w:history="1" r:id="rId8hiqopommnhy0ozjgoojh">
               <w:r>
                 <w:rPr>
                   <w:rStyle w:val="Hyperlink"/>
@@ -529,7 +529,7 @@
               </w:rPr>
               <w:t xml:space="preserve">Исходный код проекта: </w:t>
             </w:r>
-            <w:hyperlink w:history="1" r:id="rId4wlxrp4vov7s6oxipk_ie">
+            <w:hyperlink w:history="1" r:id="rIddkuf0zftgotk4tompe0dd">
               <w:r>
                 <w:rPr>
                   <w:rStyle w:val="Hyperlink"/>
@@ -946,23 +946,23 @@
                 <w:sz w:val="22"/>
                 <w:szCs w:val="22"/>
               </w:rPr>
-              <w:t xml:space="preserve">Способ организации бухгалтерского учёта в ООО «НейроТендер»: ______________________</w:t>
-            </w:r>
-          </w:p>
-          <w:p>
-            <w:pPr>
-              <w:spacing w:line="240" w:lineRule="auto"/>
-              <w:jc w:val="left"/>
-            </w:pPr>
-            <w:r>
-              <w:rPr>
-                <w:rFonts w:ascii="Times New Roman" w:cs="Times New Roman" w:eastAsia="Times New Roman" w:hAnsi="Times New Roman"/>
-                <w:b w:val="false"/>
-                <w:bCs w:val="false"/>
-                <w:sz w:val="22"/>
-                <w:szCs w:val="22"/>
-              </w:rPr>
-              <w:t xml:space="preserve">(указать: аутсорсинг / услуги банка / привлечение специалиста в штат)</w:t>
+              <w:t xml:space="preserve">Способ организации бухгалтерского учёта в ООО «НейроТендер»: самостоятельное ведение — бухгалтерский учёт ведёт лично генеральный директор.</w:t>
+            </w:r>
+          </w:p>
+          <w:p>
+            <w:pPr>
+              <w:spacing w:line="240" w:lineRule="auto"/>
+              <w:jc w:val="left"/>
+            </w:pPr>
+            <w:r>
+              <w:rPr>
+                <w:rFonts w:ascii="Times New Roman" w:cs="Times New Roman" w:eastAsia="Times New Roman" w:hAnsi="Times New Roman"/>
+                <w:b w:val="false"/>
+                <w:bCs w:val="false"/>
+                <w:sz w:val="22"/>
+                <w:szCs w:val="22"/>
+              </w:rPr>
+              <w:t xml:space="preserve">Основание: часть 3 статьи 7 Федерального закона от 06.12.2011 № 402-ФЗ «О бухгалтерском учёте», допускающая принятие руководителем субъекта малого предпринимательства ведения бухгалтерского учёта на себя. Учёт ведётся с использованием электронного сервиса банка; отчётность направляется по телекоммуникационным каналам связи.</w:t>
             </w:r>
           </w:p>
         </w:tc>

--- a/dist/Отчет_о_развитии_проекта_TenderAI.docx
+++ b/dist/Отчет_о_развитии_проекта_TenderAI.docx
@@ -475,7 +475,7 @@
               </w:rPr>
               <w:t xml:space="preserve">Сайт стартап-проекта: </w:t>
             </w:r>
-            <w:hyperlink w:history="1" r:id="rIdokalucp-tzhusq6ssie6y">
+            <w:hyperlink w:history="1" r:id="rIdas-evnw0yhjhud8tzhlss">
               <w:r>
                 <w:rPr>
                   <w:rStyle w:val="Hyperlink"/>
@@ -502,7 +502,7 @@
               </w:rPr>
               <w:t xml:space="preserve">Интерактивная демонстрационная версия сервиса: </w:t>
             </w:r>
-            <w:hyperlink w:history="1" r:id="rId8hiqopommnhy0ozjgoojh">
+            <w:hyperlink w:history="1" r:id="rIddboav53l876addk5x_zbl">
               <w:r>
                 <w:rPr>
                   <w:rStyle w:val="Hyperlink"/>
@@ -529,7 +529,7 @@
               </w:rPr>
               <w:t xml:space="preserve">Исходный код проекта: </w:t>
             </w:r>
-            <w:hyperlink w:history="1" r:id="rIddkuf0zftgotk4tompe0dd">
+            <w:hyperlink w:history="1" r:id="rIdf8kte7ql5bxvjmk3nfjv-">
               <w:r>
                 <w:rPr>
                   <w:rStyle w:val="Hyperlink"/>
@@ -1206,7 +1206,7 @@
                 <w:sz w:val="22"/>
                 <w:szCs w:val="22"/>
               </w:rPr>
-              <w:t xml:space="preserve">Сумма средств, внесённых в качестве безвозмездной помощи: 990 000 (девятьсот девяносто тысяч) рублей.</w:t>
+              <w:t xml:space="preserve">Сумма средств, внесённых в качестве безвозмездной помощи: 900 000 (девятьсот тысяч) рублей.</w:t>
             </w:r>
           </w:p>
           <w:p>
@@ -1238,7 +1238,7 @@
                 <w:sz w:val="22"/>
                 <w:szCs w:val="22"/>
               </w:rPr>
-              <w:t xml:space="preserve">Общая сумма средств гранта, внесённых на счёт организации: 1 000 000 (один миллион) рублей.</w:t>
+              <w:t xml:space="preserve">Общая сумма средств гранта, внесённых на счёт организации: 910 000 (девятьсот десять тысяч) рублей.</w:t>
             </w:r>
           </w:p>
         </w:tc>

--- a/dist/Отчет_о_развитии_проекта_TenderAI.docx
+++ b/dist/Отчет_о_развитии_проекта_TenderAI.docx
@@ -475,7 +475,7 @@
               </w:rPr>
               <w:t xml:space="preserve">Сайт стартап-проекта: </w:t>
             </w:r>
-            <w:hyperlink w:history="1" r:id="rIdas-evnw0yhjhud8tzhlss">
+            <w:hyperlink w:history="1" r:id="rIdyi4sim3xcfkuvpcgx-1gd">
               <w:r>
                 <w:rPr>
                   <w:rStyle w:val="Hyperlink"/>
@@ -502,7 +502,7 @@
               </w:rPr>
               <w:t xml:space="preserve">Интерактивная демонстрационная версия сервиса: </w:t>
             </w:r>
-            <w:hyperlink w:history="1" r:id="rIddboav53l876addk5x_zbl">
+            <w:hyperlink w:history="1" r:id="rId9trp0g2gpxqmlqn9bokez">
               <w:r>
                 <w:rPr>
                   <w:rStyle w:val="Hyperlink"/>
@@ -529,7 +529,7 @@
               </w:rPr>
               <w:t xml:space="preserve">Исходный код проекта: </w:t>
             </w:r>
-            <w:hyperlink w:history="1" r:id="rIdf8kte7ql5bxvjmk3nfjv-">
+            <w:hyperlink w:history="1" r:id="rIdk2lrchsq5qx2jdys9db0a">
               <w:r>
                 <w:rPr>
                   <w:rStyle w:val="Hyperlink"/>
@@ -3193,48 +3193,6 @@
         </w:tc>
       </w:tr>
     </w:tbl>
-    <w:p>
-      <w:pPr>
-        <w:spacing w:after="240" w:line="360" w:lineRule="auto"/>
-        <w:jc w:val="left"/>
-      </w:pPr>
-      <w:r>
-        <w:rPr>
-          <w:rFonts w:ascii="Times New Roman" w:cs="Times New Roman" w:eastAsia="Times New Roman" w:hAnsi="Times New Roman"/>
-          <w:sz w:val="28"/>
-          <w:szCs w:val="28"/>
-        </w:rPr>
-        <w:t xml:space="preserve"/>
-      </w:r>
-    </w:p>
-    <w:p>
-      <w:pPr>
-        <w:spacing w:after="0" w:line="360" w:lineRule="auto"/>
-        <w:jc w:val="left"/>
-      </w:pPr>
-      <w:r>
-        <w:rPr>
-          <w:rFonts w:ascii="Times New Roman" w:cs="Times New Roman" w:eastAsia="Times New Roman" w:hAnsi="Times New Roman"/>
-          <w:sz w:val="28"/>
-          <w:szCs w:val="28"/>
-        </w:rPr>
-        <w:t xml:space="preserve">Получатель гранта ____________________ / Янышевская К. В. /</w:t>
-      </w:r>
-    </w:p>
-    <w:p>
-      <w:pPr>
-        <w:spacing w:after="0" w:line="360" w:lineRule="auto"/>
-        <w:jc w:val="left"/>
-      </w:pPr>
-      <w:r>
-        <w:rPr>
-          <w:rFonts w:ascii="Times New Roman" w:cs="Times New Roman" w:eastAsia="Times New Roman" w:hAnsi="Times New Roman"/>
-          <w:sz w:val="28"/>
-          <w:szCs w:val="28"/>
-        </w:rPr>
-        <w:t xml:space="preserve">«____» ______________ 2026 г.</w:t>
-      </w:r>
-    </w:p>
     <w:sectPr>
       <w:footerReference w:type="default" r:id="rId7"/>
       <w:pgSz w:w="11906" w:h="16838" w:orient="portrait"/>
